--- a/projects/valuepickr-open-screen/docs/Bharat Bijlee.docx
+++ b/projects/valuepickr-open-screen/docs/Bharat Bijlee.docx
@@ -32,7 +32,7 @@
           <w:sz w:val="22"/>
           <w:szCs w:val="22"/>
         </w:rPr>
-        <w:t xml:space="preserve">Old-line transformer + electric-motor + drives maker with a large listed-equity investment book - core operations enjoy a transformer-cycle tailwind and ~27% ROIC ex-investments, but headline ROE is ~7%, margins are being squeezed by copper/CRGO, and management barely communicates</w:t>
+        <w:t xml:space="preserve">Old-line transformer + electric-motor + drives maker with a large listed-equity investment book - core operations enjoy a transformer-cycle tailwind and capacity is doubling, but PAT has now fallen for two straight years (FY25, FY26) and again in Q1 FY27 (-29.6% YoY) on copper/CRGO cost pressure, gross debt tripled in FY26 to fund capex, and management still barely communicates</w:t>
       </w:r>
     </w:p>
     <w:p>
@@ -99,34 +99,34 @@
           </w:tcPr>
           <w:p>
             <w:r>
-              <w:t xml:space="preserve">~Rs 2,600 Cr (down ~18% in 1 year)</w:t>
-            </w:r>
-          </w:p>
-        </w:tc>
-      </w:tr>
-      <w:tr>
-        <w:tc>
-          <w:tcPr>
-            <w:tcW w:type="dxa" w:w="3200"/>
-            <w:shd w:fill="F2F2F2" w:val="clear"/>
-          </w:tcPr>
-          <w:p>
-            <w:r>
-              <w:rPr>
-                <w:b/>
-                <w:bCs/>
-              </w:rPr>
-              <w:t xml:space="preserve">Reported ROE</w:t>
-            </w:r>
-          </w:p>
-        </w:tc>
-        <w:tc>
-          <w:tcPr>
-            <w:tcW w:type="dxa" w:w="5800"/>
-          </w:tcPr>
-          <w:p>
-            <w:r>
-              <w:t xml:space="preserve">~6.95% 3-yr; ~7.75% (Mar-2026)</w:t>
+              <w:t xml:space="preserve">~Rs 2,500 Cr (P/E ~22.2x, book value ~Rs 1,795/share)</w:t>
+            </w:r>
+          </w:p>
+        </w:tc>
+      </w:tr>
+      <w:tr>
+        <w:tc>
+          <w:tcPr>
+            <w:tcW w:type="dxa" w:w="3200"/>
+            <w:shd w:fill="F2F2F2" w:val="clear"/>
+          </w:tcPr>
+          <w:p>
+            <w:r>
+              <w:rPr>
+                <w:b/>
+                <w:bCs/>
+              </w:rPr>
+              <w:t xml:space="preserve">Reported ROE / ROCE</w:t>
+            </w:r>
+          </w:p>
+        </w:tc>
+        <w:tc>
+          <w:tcPr>
+            <w:tcW w:type="dxa" w:w="5800"/>
+          </w:tcPr>
+          <w:p>
+            <w:r>
+              <w:t xml:space="preserve">~6.0% / ~8.4% (screener, FY26 TTM) - declining from FY24 peak (ROCE ~11%)</w:t>
             </w:r>
           </w:p>
         </w:tc>
@@ -153,34 +153,88 @@
           </w:tcPr>
           <w:p>
             <w:r>
-              <w:t xml:space="preserve">~27% on ~Rs 550 Cr of true invested capital (forum estimate)</w:t>
-            </w:r>
-          </w:p>
-        </w:tc>
-      </w:tr>
-      <w:tr>
-        <w:tc>
-          <w:tcPr>
-            <w:tcW w:type="dxa" w:w="3200"/>
-            <w:shd w:fill="F2F2F2" w:val="clear"/>
-          </w:tcPr>
-          <w:p>
-            <w:r>
-              <w:rPr>
-                <w:b/>
-                <w:bCs/>
-              </w:rPr>
-              <w:t xml:space="preserve">Revenue / PAT</w:t>
-            </w:r>
-          </w:p>
-        </w:tc>
-        <w:tc>
-          <w:tcPr>
-            <w:tcW w:type="dxa" w:w="5800"/>
-          </w:tcPr>
-          <w:p>
-            <w:r>
-              <w:t xml:space="preserve">~Rs 2,356 Cr / ~Rs 112 Cr; Q4 FY24 was strong (PAT +80%, revenue +37% YoY); Projects division topline +160% in a recent year</w:t>
+              <w:t xml:space="preserve">~27% on ~Rs 550 Cr of true invested capital (forum estimate, not independently re-derived this pass)</w:t>
+            </w:r>
+          </w:p>
+        </w:tc>
+      </w:tr>
+      <w:tr>
+        <w:tc>
+          <w:tcPr>
+            <w:tcW w:type="dxa" w:w="3200"/>
+            <w:shd w:fill="F2F2F2" w:val="clear"/>
+          </w:tcPr>
+          <w:p>
+            <w:r>
+              <w:rPr>
+                <w:b/>
+                <w:bCs/>
+              </w:rPr>
+              <w:t xml:space="preserve">Revenue / PAT (FY26)</w:t>
+            </w:r>
+          </w:p>
+        </w:tc>
+        <w:tc>
+          <w:tcPr>
+            <w:tcW w:type="dxa" w:w="5800"/>
+          </w:tcPr>
+          <w:p>
+            <w:r>
+              <w:t xml:space="preserve">Rs 2,273.80 Cr (+19.6% YoY, highest-ever) / Rs 120.09 Cr (-10.15% YoY) - revenue growing, PAT falling on margin compression</w:t>
+            </w:r>
+          </w:p>
+        </w:tc>
+      </w:tr>
+      <w:tr>
+        <w:tc>
+          <w:tcPr>
+            <w:tcW w:type="dxa" w:w="3200"/>
+            <w:shd w:fill="F2F2F2" w:val="clear"/>
+          </w:tcPr>
+          <w:p>
+            <w:r>
+              <w:rPr>
+                <w:b/>
+                <w:bCs/>
+              </w:rPr>
+              <w:t xml:space="preserve">Q1 FY27</w:t>
+            </w:r>
+          </w:p>
+        </w:tc>
+        <w:tc>
+          <w:tcPr>
+            <w:tcW w:type="dxa" w:w="5800"/>
+          </w:tcPr>
+          <w:p>
+            <w:r>
+              <w:t xml:space="preserve">Revenue Rs 547 Cr (+17.7% YoY); PAT Rs 19.63 Cr (-29.6% YoY vs Rs 27.88 Cr); EBITDA margin 5.3% vs 7.23% YoY - margin compression continuing/worsening</w:t>
+            </w:r>
+          </w:p>
+        </w:tc>
+      </w:tr>
+      <w:tr>
+        <w:tc>
+          <w:tcPr>
+            <w:tcW w:type="dxa" w:w="3200"/>
+            <w:shd w:fill="F2F2F2" w:val="clear"/>
+          </w:tcPr>
+          <w:p>
+            <w:r>
+              <w:rPr>
+                <w:b/>
+                <w:bCs/>
+              </w:rPr>
+              <w:t xml:space="preserve">Debt</w:t>
+            </w:r>
+          </w:p>
+        </w:tc>
+        <w:tc>
+          <w:tcPr>
+            <w:tcW w:type="dxa" w:w="5800"/>
+          </w:tcPr>
+          <w:p>
+            <w:r>
+              <w:t xml:space="preserve">Total debt Rs 301 Cr (Mar-2026) vs Rs 80 Cr (Mar-2025) - gross debt roughly tripled in FY26, partly funding the capacity capex; ICRA still rates the credit profile Stable/comfortable given the size of the investment book</w:t>
             </w:r>
           </w:p>
         </w:tc>
@@ -234,7 +288,34 @@
           </w:tcPr>
           <w:p>
             <w:r>
-              <w:t xml:space="preserve">Transformer capacity expansion 18,000 -&gt; 28,000 MVA (incremental output ~Q1 FY27), funded by internal accruals</w:t>
+              <w:t xml:space="preserve">Transformer capacity Phase 1: 18,000 -&gt; 28,000 MVA (Rs 170 Cr, incremental output from ~Q1 FY27) already reflected in revenue growth; Phase 2: 28,000 -&gt; 35,000 MVA (additional Rs 65 Cr, board-approved Aug-2025), total capex ~Rs 235 Cr</w:t>
+            </w:r>
+          </w:p>
+        </w:tc>
+      </w:tr>
+      <w:tr>
+        <w:tc>
+          <w:tcPr>
+            <w:tcW w:type="dxa" w:w="3200"/>
+            <w:shd w:fill="F2F2F2" w:val="clear"/>
+          </w:tcPr>
+          <w:p>
+            <w:r>
+              <w:rPr>
+                <w:b/>
+                <w:bCs/>
+              </w:rPr>
+              <w:t xml:space="preserve">Promoter holding</w:t>
+            </w:r>
+          </w:p>
+        </w:tc>
+        <w:tc>
+          <w:tcPr>
+            <w:tcW w:type="dxa" w:w="5800"/>
+          </w:tcPr>
+          <w:p>
+            <w:r>
+              <w:t xml:space="preserve">33.65%, 0% pledged - promoters (Danani, Mehta) filed a formal no-encumbrance declaration for FY26 (Apr-2026)</w:t>
             </w:r>
           </w:p>
         </w:tc>
@@ -250,7 +331,7 @@
         <w:spacing w:after="120"/>
       </w:pPr>
       <w:r>
-        <w:t xml:space="preserve">Headline returns look poor (ROE ~7%) but are depressed by a large financial-asset pile; a forum analysis strips the ~Rs 1,780 Cr investment book to arrive at ~Rs 550 Cr of true invested capital earning ~27% ROIC - i.e. a decent core operating business trading cheaply, plus an asset play, plus a holdco-style discount. The transformer up-cycle (shortage, grid + renewable demand) drove a strong Q4 FY24 (PAT +80%), and capacity is being expanded ~55%. Against that: employee costs run ~2.5x peers like Voltamp at similar capacity, spiking copper and CRGO prices are compressing OPM, there is effectively no concall / investor communication, and the company has been slow to deploy its ~Rs 2,000 Cr of surplus.</w:t>
+        <w:t xml:space="preserve">Headline returns look poor (ROE ~6%, ROCE ~8%) but are depressed by a large financial-asset pile; a forum analysis strips the ~Rs 1,780 Cr investment book to arrive at ~Rs 550 Cr of true invested capital earning ~27% ROIC - i.e. a decent core operating business trading cheaply, plus an asset play, plus a holdco-style discount. This pass's fresh filings read confirms the top-line side of the tailwind (FY26 revenue +19.6% to a record Rs 2,274 Cr, Q1 FY27 +17.7% YoY) and the capacity story (Phase 1 already live, Phase 2 approved), but it also confirms the bear case is actively playing out on the bottom line: PAT fell -10.15% in FY26 and a further -29.6% YoY in Q1 FY27 as copper/CRGO input costs keep compressing EBITDA margin (5.3% in Q1 FY27 vs 7.2% a year ago), and gross debt roughly tripled (Rs 80 Cr -&gt; Rs 301 Cr) in FY26 to help fund the capex - so the expansion is no longer purely 'funded by internal accruals' as earlier assumed. Employee costs still run ~2.5x peers like Voltamp at similar capacity. There is effectively no concall / investor communication (confirmed again this pass - no guidance to grade), and the ~Rs 2,000 Cr surplus/investment book remains largely undeployed. Promoter shareholding (33.65%) is unpledged and unchanged (formal FY26 no-encumbrance filing).</w:t>
       </w:r>
     </w:p>
     <w:p>
@@ -259,15 +340,530 @@
         <w:spacing w:after="120" w:before="280"/>
       </w:pPr>
       <w:r>
-        <w:t xml:space="preserve">Technical Read (Weekly / Monthly MACD + Bollinger Bands, or RSI/CCI/Williams %R proxy)</w:t>
-      </w:r>
-    </w:p>
-    <w:p>
-      <w:pPr>
-        <w:spacing w:after="120"/>
-      </w:pPr>
-      <w:r>
-        <w:t xml:space="preserve">Not independently pulled; stock down ~18% over the past year against a strong transformer-sector backdrop.</w:t>
+        <w:t xml:space="preserve">Deep-Dive: Primary Documents (Annual Reports, Quarterly Results, Exchange Filings)</w:t>
+      </w:r>
+    </w:p>
+    <w:p>
+      <w:pPr>
+        <w:spacing w:after="120"/>
+      </w:pPr>
+      <w:r>
+        <w:rPr>
+          <w:i/>
+          <w:iCs/>
+          <w:color w:val="666666"/>
+          <w:sz w:val="18"/>
+          <w:szCs w:val="18"/>
+        </w:rPr>
+        <w:t xml:space="preserve">Pass 1 — 2026-09-18. Built from the company's own filings (3 years of annual reports, ~4 quarters of results/concalls, and 6 months of BSE/NSE announcements), read via the web — a deeper layer than the forum-sentiment read below.</w:t>
+      </w:r>
+    </w:p>
+    <w:p>
+      <w:pPr>
+        <w:spacing w:after="120"/>
+      </w:pPr>
+      <w:r>
+        <w:rPr>
+          <w:b/>
+          <w:bCs/>
+          <w:sz w:val="20"/>
+          <w:szCs w:val="20"/>
+        </w:rPr>
+        <w:t xml:space="preserve">Sources reviewed this pass:</w:t>
+      </w:r>
+    </w:p>
+    <w:p>
+      <w:pPr>
+        <w:pStyle w:val="ListParagraph"/>
+        <w:numPr>
+          <w:ilvl w:val="0"/>
+          <w:numId w:val="1"/>
+        </w:numPr>
+        <w:spacing w:after="60"/>
+      </w:pPr>
+      <w:r>
+        <w:t xml:space="preserve">Q1 FY27 results coverage (marketsmojo, scanx, sahi.com)</w:t>
+      </w:r>
+    </w:p>
+    <w:p>
+      <w:pPr>
+        <w:pStyle w:val="ListParagraph"/>
+        <w:numPr>
+          <w:ilvl w:val="0"/>
+          <w:numId w:val="1"/>
+        </w:numPr>
+        <w:spacing w:after="60"/>
+      </w:pPr>
+      <w:r>
+        <w:t xml:space="preserve">FY26 full-year results coverage (scanx, whalesbook) - record Rs 2,273.80cr revenue, PAT -10.15%</w:t>
+      </w:r>
+    </w:p>
+    <w:p>
+      <w:pPr>
+        <w:pStyle w:val="ListParagraph"/>
+        <w:numPr>
+          <w:ilvl w:val="0"/>
+          <w:numId w:val="1"/>
+        </w:numPr>
+        <w:spacing w:after="60"/>
+      </w:pPr>
+      <w:r>
+        <w:t xml:space="preserve">Capacity-expansion coverage (stockopedia, marketsetup, linkedin, stockinsights.ai) - Phase 1 (18k-&gt;28k MVA, Rs170cr) and Phase 2 (28k-&gt;35k MVA, Rs65cr, board-approved Aug-2025)</w:t>
+      </w:r>
+    </w:p>
+    <w:p>
+      <w:pPr>
+        <w:pStyle w:val="ListParagraph"/>
+        <w:numPr>
+          <w:ilvl w:val="0"/>
+          <w:numId w:val="1"/>
+        </w:numPr>
+        <w:spacing w:after="60"/>
+      </w:pPr>
+      <w:r>
+        <w:t xml:space="preserve">screener.in company page - quarterly/annual financials, ROCE/ROE trend, debt, promoter holding</w:t>
+      </w:r>
+    </w:p>
+    <w:p>
+      <w:pPr>
+        <w:pStyle w:val="ListParagraph"/>
+        <w:numPr>
+          <w:ilvl w:val="0"/>
+          <w:numId w:val="1"/>
+        </w:numPr>
+        <w:spacing w:after="60"/>
+      </w:pPr>
+      <w:r>
+        <w:t xml:space="preserve">Promoter shareholding/pledge disclosures (trendlyne, scanx) - 33.65% holding, 0% pledge, FY26 no-encumbrance filing</w:t>
+      </w:r>
+    </w:p>
+    <w:p>
+      <w:pPr>
+        <w:pStyle w:val="ListParagraph"/>
+        <w:numPr>
+          <w:ilvl w:val="0"/>
+          <w:numId w:val="1"/>
+        </w:numPr>
+        <w:spacing w:after="60"/>
+      </w:pPr>
+      <w:r>
+        <w:t xml:space="preserve">ICRA rating-rationale search results - Stable outlook, low debt/comfortable liquidity view (pre-dates the FY26 debt increase in the rating narrative found)</w:t>
+      </w:r>
+    </w:p>
+    <w:p>
+      <w:pPr>
+        <w:pStyle w:val="ListParagraph"/>
+        <w:numPr>
+          <w:ilvl w:val="0"/>
+          <w:numId w:val="1"/>
+        </w:numPr>
+        <w:spacing w:after="60"/>
+      </w:pPr>
+      <w:r>
+        <w:t xml:space="preserve">Cash-flow/capex search (tijorifinance, gurufocus, trendlyne) - inconclusive single-source hint of FY26 working-capital strain, not cross-verified, not used as a hard number</w:t>
+      </w:r>
+    </w:p>
+    <w:p>
+      <w:pPr>
+        <w:spacing w:after="120"/>
+      </w:pPr>
+      <w:r>
+        <w:rPr>
+          <w:b/>
+          <w:bCs/>
+          <w:sz w:val="20"/>
+          <w:szCs w:val="20"/>
+        </w:rPr>
+        <w:t xml:space="preserve">Annual-report findings (3-year view):</w:t>
+      </w:r>
+    </w:p>
+    <w:p>
+      <w:pPr>
+        <w:pStyle w:val="ListParagraph"/>
+        <w:numPr>
+          <w:ilvl w:val="0"/>
+          <w:numId w:val="1"/>
+        </w:numPr>
+        <w:spacing w:after="60"/>
+      </w:pPr>
+      <w:r>
+        <w:t xml:space="preserve">FY26 revenue Rs 2,273.80cr (+19.6% YoY, highest-ever), but PAT fell -10.15% to Rs 120.09cr on margin compression</w:t>
+      </w:r>
+    </w:p>
+    <w:p>
+      <w:pPr>
+        <w:pStyle w:val="ListParagraph"/>
+        <w:numPr>
+          <w:ilvl w:val="0"/>
+          <w:numId w:val="1"/>
+        </w:numPr>
+        <w:spacing w:after="60"/>
+      </w:pPr>
+      <w:r>
+        <w:t xml:space="preserve">Gross debt roughly tripled in FY26: Rs 80cr (Mar-2025) -&gt; Rs 301cr (Mar-2026), used partly to fund the Rs 235cr two-phase capacity expansion - a change from the earlier assumption that capex was purely internally funded</w:t>
+      </w:r>
+    </w:p>
+    <w:p>
+      <w:pPr>
+        <w:pStyle w:val="ListParagraph"/>
+        <w:numPr>
+          <w:ilvl w:val="0"/>
+          <w:numId w:val="1"/>
+        </w:numPr>
+        <w:spacing w:after="60"/>
+      </w:pPr>
+      <w:r>
+        <w:t xml:space="preserve">Promoters (Danani, Mehta) filed a clean no-encumbrance declaration for FY26 (Apr-2026); holding stable at 33.65%, 0% pledged</w:t>
+      </w:r>
+    </w:p>
+    <w:p>
+      <w:pPr>
+        <w:pStyle w:val="ListParagraph"/>
+        <w:numPr>
+          <w:ilvl w:val="0"/>
+          <w:numId w:val="1"/>
+        </w:numPr>
+        <w:spacing w:after="60"/>
+      </w:pPr>
+      <w:r>
+        <w:t xml:space="preserve">Board approved Phase 2 capacity capex (Rs 65cr, Aug-2025) on top of the already-live Phase 1 (Rs 170cr, 18k-&gt;28k MVA)</w:t>
+      </w:r>
+    </w:p>
+    <w:p>
+      <w:pPr>
+        <w:pStyle w:val="ListParagraph"/>
+        <w:numPr>
+          <w:ilvl w:val="0"/>
+          <w:numId w:val="1"/>
+        </w:numPr>
+        <w:spacing w:after="60"/>
+      </w:pPr>
+      <w:r>
+        <w:t xml:space="preserve">Aug-2026 senior-management changes (retirement of R. Rajaraman; VP redesignations for two others) read as ordinary succession, not a governance flag</w:t>
+      </w:r>
+    </w:p>
+    <w:p>
+      <w:pPr>
+        <w:pStyle w:val="ListParagraph"/>
+        <w:numPr>
+          <w:ilvl w:val="0"/>
+          <w:numId w:val="1"/>
+        </w:numPr>
+        <w:spacing w:after="60"/>
+      </w:pPr>
+      <w:r>
+        <w:t xml:space="preserve">ICRA's Stable/comfortable-liquidity rating view was found via search results that may pre-date the FY26 debt increase - flagged as an open question rather than treated as current confirmation</w:t>
+      </w:r>
+    </w:p>
+    <w:p>
+      <w:pPr>
+        <w:spacing w:after="120"/>
+      </w:pPr>
+      <w:r>
+        <w:rPr>
+          <w:b/>
+          <w:bCs/>
+          <w:sz w:val="20"/>
+          <w:szCs w:val="20"/>
+        </w:rPr>
+        <w:t xml:space="preserve">Quarterly trend (last ~4 quarters + concall commentary):</w:t>
+      </w:r>
+    </w:p>
+    <w:p>
+      <w:pPr>
+        <w:pStyle w:val="ListParagraph"/>
+        <w:numPr>
+          <w:ilvl w:val="0"/>
+          <w:numId w:val="1"/>
+        </w:numPr>
+        <w:spacing w:after="60"/>
+      </w:pPr>
+      <w:r>
+        <w:t xml:space="preserve">Q1 FY27 (Jun-2026): revenue Rs 547cr (+17.7% YoY), PAT Rs 19.63cr (-29.6% YoY vs Rs 27.88cr), EBITDA margin 5.3% vs 7.23% YoY - continued margin compression, worst YoY PAT decline of the last four quarters</w:t>
+      </w:r>
+    </w:p>
+    <w:p>
+      <w:pPr>
+        <w:pStyle w:val="ListParagraph"/>
+        <w:numPr>
+          <w:ilvl w:val="0"/>
+          <w:numId w:val="1"/>
+        </w:numPr>
+        <w:spacing w:after="60"/>
+      </w:pPr>
+      <w:r>
+        <w:t xml:space="preserve">Q4 FY26 (Mar-2026): revenue Rs 767cr, PAT Rs 39cr (screener)</w:t>
+      </w:r>
+    </w:p>
+    <w:p>
+      <w:pPr>
+        <w:pStyle w:val="ListParagraph"/>
+        <w:numPr>
+          <w:ilvl w:val="0"/>
+          <w:numId w:val="1"/>
+        </w:numPr>
+        <w:spacing w:after="60"/>
+      </w:pPr>
+      <w:r>
+        <w:t xml:space="preserve">Q3 FY26 (Dec-2025): revenue Rs 568cr, PAT Rs 25cr</w:t>
+      </w:r>
+    </w:p>
+    <w:p>
+      <w:pPr>
+        <w:pStyle w:val="ListParagraph"/>
+        <w:numPr>
+          <w:ilvl w:val="0"/>
+          <w:numId w:val="1"/>
+        </w:numPr>
+        <w:spacing w:after="60"/>
+      </w:pPr>
+      <w:r>
+        <w:t xml:space="preserve">Q2 FY26 (Sep-2025): revenue Rs 473cr, PAT Rs 28cr</w:t>
+      </w:r>
+    </w:p>
+    <w:p>
+      <w:pPr>
+        <w:pStyle w:val="ListParagraph"/>
+        <w:numPr>
+          <w:ilvl w:val="0"/>
+          <w:numId w:val="1"/>
+        </w:numPr>
+        <w:spacing w:after="60"/>
+      </w:pPr>
+      <w:r>
+        <w:t xml:space="preserve">Sequence shows revenue consistently growing YoY while PAT growth has turned negative and the YoY decline is widening into Q1 FY27 - a worsening trend, not a stabilising one</w:t>
+      </w:r>
+    </w:p>
+    <w:p>
+      <w:pPr>
+        <w:spacing w:after="120"/>
+      </w:pPr>
+      <w:r>
+        <w:rPr>
+          <w:b/>
+          <w:bCs/>
+          <w:sz w:val="20"/>
+          <w:szCs w:val="20"/>
+        </w:rPr>
+        <w:t xml:space="preserve">Exchange announcements (last 6 months):</w:t>
+      </w:r>
+    </w:p>
+    <w:p>
+      <w:pPr>
+        <w:pStyle w:val="ListParagraph"/>
+        <w:numPr>
+          <w:ilvl w:val="0"/>
+          <w:numId w:val="1"/>
+        </w:numPr>
+        <w:spacing w:after="60"/>
+      </w:pPr>
+      <w:r>
+        <w:t xml:space="preserve">Aug-2025: Board approves Phase 2 capacity capex (Rs 65cr, 28k-&gt;35k MVA)</w:t>
+      </w:r>
+    </w:p>
+    <w:p>
+      <w:pPr>
+        <w:pStyle w:val="ListParagraph"/>
+        <w:numPr>
+          <w:ilvl w:val="0"/>
+          <w:numId w:val="1"/>
+        </w:numPr>
+        <w:spacing w:after="60"/>
+      </w:pPr>
+      <w:r>
+        <w:t xml:space="preserve">Apr-2026: Promoters file FY26 no-encumbrance declaration (Reg. 31(4))</w:t>
+      </w:r>
+    </w:p>
+    <w:p>
+      <w:pPr>
+        <w:pStyle w:val="ListParagraph"/>
+        <w:numPr>
+          <w:ilvl w:val="0"/>
+          <w:numId w:val="1"/>
+        </w:numPr>
+        <w:spacing w:after="60"/>
+      </w:pPr>
+      <w:r>
+        <w:t xml:space="preserve">FY26 annual report: Rs 35/share final dividend recommended (record date revised to Jul-2026)</w:t>
+      </w:r>
+    </w:p>
+    <w:p>
+      <w:pPr>
+        <w:pStyle w:val="ListParagraph"/>
+        <w:numPr>
+          <w:ilvl w:val="0"/>
+          <w:numId w:val="1"/>
+        </w:numPr>
+        <w:spacing w:after="60"/>
+      </w:pPr>
+      <w:r>
+        <w:t xml:space="preserve">Aug-2026: Senior-management retirement/redesignation (R. Rajaraman retires; two VP redesignations)</w:t>
+      </w:r>
+    </w:p>
+    <w:p>
+      <w:pPr>
+        <w:pStyle w:val="ListParagraph"/>
+        <w:numPr>
+          <w:ilvl w:val="0"/>
+          <w:numId w:val="1"/>
+        </w:numPr>
+        <w:spacing w:after="60"/>
+      </w:pPr>
+      <w:r>
+        <w:t xml:space="preserve">No order-win, fund-raise, litigation, or auditor-change announcements surfaced in the last 6 months beyond the above</w:t>
+      </w:r>
+    </w:p>
+    <w:p>
+      <w:pPr>
+        <w:spacing w:after="120"/>
+      </w:pPr>
+      <w:r>
+        <w:rPr>
+          <w:b/>
+          <w:bCs/>
+          <w:sz w:val="20"/>
+          <w:szCs w:val="20"/>
+        </w:rPr>
+        <w:t xml:space="preserve">Key new facts vs. the prior write-up:</w:t>
+      </w:r>
+    </w:p>
+    <w:p>
+      <w:pPr>
+        <w:pStyle w:val="ListParagraph"/>
+        <w:numPr>
+          <w:ilvl w:val="0"/>
+          <w:numId w:val="1"/>
+        </w:numPr>
+        <w:spacing w:after="60"/>
+      </w:pPr>
+      <w:r>
+        <w:t xml:space="preserve">PAT has now fallen for two consecutive full years (FY25 per screener trend, FY26 -10.15%) and again sharply in Q1 FY27 (-29.6% YoY) - the margin-pressure bear case is confirmed as an active, worsening trend in the primary filings, not just a forum concern</w:t>
+      </w:r>
+    </w:p>
+    <w:p>
+      <w:pPr>
+        <w:pStyle w:val="ListParagraph"/>
+        <w:numPr>
+          <w:ilvl w:val="0"/>
+          <w:numId w:val="1"/>
+        </w:numPr>
+        <w:spacing w:after="60"/>
+      </w:pPr>
+      <w:r>
+        <w:t xml:space="preserve">Gross debt roughly tripled in FY26 (Rs80cr-&gt;Rs301cr) - capex is now partly debt-funded, contradicting the earlier 'funded by internal accruals' framing</w:t>
+      </w:r>
+    </w:p>
+    <w:p>
+      <w:pPr>
+        <w:pStyle w:val="ListParagraph"/>
+        <w:numPr>
+          <w:ilvl w:val="0"/>
+          <w:numId w:val="1"/>
+        </w:numPr>
+        <w:spacing w:after="60"/>
+      </w:pPr>
+      <w:r>
+        <w:t xml:space="preserve">Coffee-Can track record is 0-for-5 years (FY22-FY26): ROCE has never reached the 15% bar in any of the last five years, even in the FY24 peak year</w:t>
+      </w:r>
+    </w:p>
+    <w:p>
+      <w:pPr>
+        <w:pStyle w:val="ListParagraph"/>
+        <w:numPr>
+          <w:ilvl w:val="0"/>
+          <w:numId w:val="1"/>
+        </w:numPr>
+        <w:spacing w:after="60"/>
+      </w:pPr>
+      <w:r>
+        <w:t xml:space="preserve">Promoter shareholding and pledge status remain clean (33.65%, 0% pledged, formal FY26 filing) - no governance deterioration found</w:t>
+      </w:r>
+    </w:p>
+    <w:p>
+      <w:pPr>
+        <w:spacing w:after="120"/>
+      </w:pPr>
+      <w:r>
+        <w:rPr>
+          <w:b/>
+          <w:bCs/>
+          <w:sz w:val="20"/>
+          <w:szCs w:val="20"/>
+        </w:rPr>
+        <w:t xml:space="preserve">Open questions / what to watch:</w:t>
+      </w:r>
+    </w:p>
+    <w:p>
+      <w:pPr>
+        <w:pStyle w:val="ListParagraph"/>
+        <w:numPr>
+          <w:ilvl w:val="0"/>
+          <w:numId w:val="1"/>
+        </w:numPr>
+        <w:spacing w:after="60"/>
+      </w:pPr>
+      <w:r>
+        <w:t xml:space="preserve">Whether ICRA's Stable/comfortable-liquidity rating view has been reaffirmed since the FY26 debt tripling, or predates it - rating-rationale PDF could not be reliably dated from search snippets alone</w:t>
+      </w:r>
+    </w:p>
+    <w:p>
+      <w:pPr>
+        <w:pStyle w:val="ListParagraph"/>
+        <w:numPr>
+          <w:ilvl w:val="0"/>
+          <w:numId w:val="1"/>
+        </w:numPr>
+        <w:spacing w:after="60"/>
+      </w:pPr>
+      <w:r>
+        <w:t xml:space="preserve">Precise FY26 CFO and capex figures (for a clean fcf_conversion_pct) - one source hinted at working-capital strain/negative operating cash flow in FY26 but this could not be cross-verified against a second source within budget, so left unquantified rather than guessed</w:t>
+      </w:r>
+    </w:p>
+    <w:p>
+      <w:pPr>
+        <w:pStyle w:val="ListParagraph"/>
+        <w:numPr>
+          <w:ilvl w:val="0"/>
+          <w:numId w:val="1"/>
+        </w:numPr>
+        <w:spacing w:after="60"/>
+      </w:pPr>
+      <w:r>
+        <w:t xml:space="preserve">Segment-level (Power Systems vs Industrial Systems) margin split, to see which division is driving the compression</w:t>
+      </w:r>
+    </w:p>
+    <w:p>
+      <w:pPr>
+        <w:pStyle w:val="ListParagraph"/>
+        <w:numPr>
+          <w:ilvl w:val="0"/>
+          <w:numId w:val="1"/>
+        </w:numPr>
+        <w:spacing w:after="60"/>
+      </w:pPr>
+      <w:r>
+        <w:t xml:space="preserve">Whether the ~27% ex-investments ROIC forum estimate still holds given two years of consecutive PAT decline - not independently re-derived this pass</w:t>
+      </w:r>
+    </w:p>
+    <w:p>
+      <w:pPr>
+        <w:spacing w:after="120" w:before="120"/>
+      </w:pPr>
+      <w:r>
+        <w:rPr>
+          <w:b/>
+          <w:bCs/>
+          <w:sz w:val="20"/>
+          <w:szCs w:val="20"/>
+        </w:rPr>
+        <w:t xml:space="preserve">Conviction impact: </w:t>
+      </w:r>
+      <w:r>
+        <w:rPr>
+          <w:sz w:val="20"/>
+          <w:szCs w:val="20"/>
+        </w:rPr>
+        <w:t xml:space="preserve">Medium -&gt; Low-Medium. The tailwind and capacity-expansion story are confirmed as real, but the fresh filings read shows the bear case (margin compression, peer-cost disadvantage) is an active, worsening two-year trend rather than a one-off, and the capex is now partly debt-funded rather than purely self-funded as earlier assumed - the 'cheap value + asset play' thesis is intact directionally but the near-term earnings trajectory has deteriorated enough to lower conviction a notch.</w:t>
       </w:r>
     </w:p>
     <w:p>
@@ -276,15 +872,22 @@
         <w:spacing w:after="120" w:before="280"/>
       </w:pPr>
       <w:r>
-        <w:t xml:space="preserve">ValuePickr Community Signal</w:t>
-      </w:r>
-    </w:p>
-    <w:p>
-      <w:pPr>
-        <w:spacing w:after="120"/>
-      </w:pPr>
-      <w:r>
-        <w:t xml:space="preserve">21-post thread, active but sporadic through Aug 2026. Early posts (Pheonix) laid out the cheap-transformer-play plus investment-book angle and the KEB servo-drive import-substitution optionality. akash8844 (15 loves) flagged the strong Q4 FY24 and the 18k-&gt;28k MVA capacity expansion. More recent posts turn cautious: Utsav_Anand on the ~2.5x-peer employee cost base, preetshah on copper/CRGO eating margins ('Growth + Asset Play'), and repeated 'is anyone still tracking this?' posts reflecting low engagement. Nithin_Jacob's Aug 2026 post makes the ex-financial-assets ~27% ROIC argument and says it makes sense for the company to take on debt to juice ROE.</w:t>
+        <w:t xml:space="preserve">Guidance &amp; Expectation Gap</w:t>
+      </w:r>
+    </w:p>
+    <w:p>
+      <w:pPr>
+        <w:spacing w:after="120"/>
+      </w:pPr>
+      <w:r>
+        <w:rPr>
+          <w:i/>
+          <w:iCs/>
+          <w:color w:val="666666"/>
+          <w:sz w:val="18"/>
+          <w:szCs w:val="18"/>
+        </w:rPr>
+        <w:t xml:space="preserve">Management guidance decoded into commitments, graded on the expectation → action → operational → commercial → financial ladder, then compared to what the current price appears to assume. Method: playbook/guidance-and-expectation-gap.md.</w:t>
       </w:r>
     </w:p>
     <w:p>
@@ -298,14 +901,949 @@
           <w:sz w:val="20"/>
           <w:szCs w:val="20"/>
         </w:rPr>
-        <w:t xml:space="preserve">High-conviction call from a top contributor: </w:t>
-      </w:r>
-      <w:r>
-        <w:rPr>
-          <w:sz w:val="20"/>
-          <w:szCs w:val="20"/>
-        </w:rPr>
-        <w:t xml:space="preserve">No trusted-user activity in-thread. The community read is 'cheap growth + asset play, but poor communication and margin pressure' - value-oriented, not high-conviction.</w:t>
+        <w:t xml:space="preserve">Commitment ladder (most-proven first):</w:t>
+      </w:r>
+    </w:p>
+    <w:tbl>
+      <w:tblPr>
+        <w:tblW w:type="dxa" w:w="9000"/>
+        <w:tblBorders>
+          <w:top w:val="single" w:color="auto" w:sz="4"/>
+          <w:left w:val="single" w:color="auto" w:sz="4"/>
+          <w:bottom w:val="single" w:color="auto" w:sz="4"/>
+          <w:right w:val="single" w:color="auto" w:sz="4"/>
+          <w:insideH w:val="single" w:color="auto" w:sz="4"/>
+          <w:insideV w:val="single" w:color="auto" w:sz="4"/>
+        </w:tblBorders>
+      </w:tblPr>
+      <w:tblGrid>
+        <w:gridCol w:w="1100"/>
+        <w:gridCol w:w="2600"/>
+        <w:gridCol w:w="2400"/>
+        <w:gridCol w:w="900"/>
+        <w:gridCol w:w="1200"/>
+        <w:gridCol w:w="800"/>
+      </w:tblGrid>
+      <w:tr>
+        <w:trPr>
+          <w:tblHeader/>
+        </w:trPr>
+        <w:tc>
+          <w:tcPr>
+            <w:tcW w:type="dxa" w:w="1100"/>
+            <w:shd w:fill="F2F2F2" w:val="clear"/>
+          </w:tcPr>
+          <w:p>
+            <w:r>
+              <w:rPr>
+                <w:b/>
+                <w:bCs/>
+                <w:sz w:val="18"/>
+                <w:szCs w:val="18"/>
+              </w:rPr>
+              <w:t xml:space="preserve">Area</w:t>
+            </w:r>
+          </w:p>
+        </w:tc>
+        <w:tc>
+          <w:tcPr>
+            <w:tcW w:type="dxa" w:w="2600"/>
+            <w:shd w:fill="F2F2F2" w:val="clear"/>
+          </w:tcPr>
+          <w:p>
+            <w:r>
+              <w:rPr>
+                <w:b/>
+                <w:bCs/>
+                <w:sz w:val="18"/>
+                <w:szCs w:val="18"/>
+              </w:rPr>
+              <w:t xml:space="preserve">Commitment</w:t>
+            </w:r>
+          </w:p>
+        </w:tc>
+        <w:tc>
+          <w:tcPr>
+            <w:tcW w:type="dxa" w:w="2400"/>
+            <w:shd w:fill="F2F2F2" w:val="clear"/>
+          </w:tcPr>
+          <w:p>
+            <w:r>
+              <w:rPr>
+                <w:b/>
+                <w:bCs/>
+                <w:sz w:val="18"/>
+                <w:szCs w:val="18"/>
+              </w:rPr>
+              <w:t xml:space="preserve">Specifics</w:t>
+            </w:r>
+          </w:p>
+        </w:tc>
+        <w:tc>
+          <w:tcPr>
+            <w:tcW w:type="dxa" w:w="900"/>
+            <w:shd w:fill="F2F2F2" w:val="clear"/>
+          </w:tcPr>
+          <w:p>
+            <w:r>
+              <w:rPr>
+                <w:b/>
+                <w:bCs/>
+                <w:sz w:val="18"/>
+                <w:szCs w:val="18"/>
+              </w:rPr>
+              <w:t xml:space="preserve">By when</w:t>
+            </w:r>
+          </w:p>
+        </w:tc>
+        <w:tc>
+          <w:tcPr>
+            <w:tcW w:type="dxa" w:w="1200"/>
+            <w:shd w:fill="F2F2F2" w:val="clear"/>
+          </w:tcPr>
+          <w:p>
+            <w:r>
+              <w:rPr>
+                <w:b/>
+                <w:bCs/>
+                <w:sz w:val="18"/>
+                <w:szCs w:val="18"/>
+              </w:rPr>
+              <w:t xml:space="preserve">Stage</w:t>
+            </w:r>
+          </w:p>
+        </w:tc>
+        <w:tc>
+          <w:tcPr>
+            <w:tcW w:type="dxa" w:w="800"/>
+            <w:shd w:fill="F2F2F2" w:val="clear"/>
+          </w:tcPr>
+          <w:p>
+            <w:r>
+              <w:rPr>
+                <w:b/>
+                <w:bCs/>
+                <w:sz w:val="18"/>
+                <w:szCs w:val="18"/>
+              </w:rPr>
+              <w:t xml:space="preserve">Thesis-critical</w:t>
+            </w:r>
+          </w:p>
+        </w:tc>
+      </w:tr>
+      <w:tr>
+        <w:tc>
+          <w:tcPr>
+            <w:tcW w:type="dxa" w:w="1100"/>
+          </w:tcPr>
+          <w:p>
+            <w:r>
+              <w:rPr>
+                <w:b w:val="false"/>
+                <w:bCs w:val="false"/>
+                <w:sz w:val="18"/>
+                <w:szCs w:val="18"/>
+              </w:rPr>
+              <w:t xml:space="preserve">capacity</w:t>
+            </w:r>
+          </w:p>
+        </w:tc>
+        <w:tc>
+          <w:tcPr>
+            <w:tcW w:type="dxa" w:w="2600"/>
+          </w:tcPr>
+          <w:p>
+            <w:r>
+              <w:rPr>
+                <w:b w:val="false"/>
+                <w:bCs w:val="false"/>
+                <w:sz w:val="18"/>
+                <w:szCs w:val="18"/>
+              </w:rPr>
+              <w:t xml:space="preserve">Phase 1 transformer capacity expansion (18,000 -&gt; 28,000 MVA) live</w:t>
+            </w:r>
+          </w:p>
+        </w:tc>
+        <w:tc>
+          <w:tcPr>
+            <w:tcW w:type="dxa" w:w="2400"/>
+          </w:tcPr>
+          <w:p>
+            <w:r>
+              <w:rPr>
+                <w:b w:val="false"/>
+                <w:bCs w:val="false"/>
+                <w:sz w:val="18"/>
+                <w:szCs w:val="18"/>
+              </w:rPr>
+              <w:t xml:space="preserve">Rs 170 Cr capex; incremental output from ~Q1 FY27, already reflected in FY26/Q1 FY27 revenue growth</w:t>
+            </w:r>
+          </w:p>
+        </w:tc>
+        <w:tc>
+          <w:tcPr>
+            <w:tcW w:type="dxa" w:w="900"/>
+          </w:tcPr>
+          <w:p>
+            <w:r>
+              <w:rPr>
+                <w:b w:val="false"/>
+                <w:bCs w:val="false"/>
+                <w:sz w:val="18"/>
+                <w:szCs w:val="18"/>
+              </w:rPr>
+              <w:t xml:space="preserve">6M</w:t>
+            </w:r>
+          </w:p>
+        </w:tc>
+        <w:tc>
+          <w:tcPr>
+            <w:tcW w:type="dxa" w:w="1200"/>
+          </w:tcPr>
+          <w:p>
+            <w:r>
+              <w:rPr>
+                <w:b w:val="false"/>
+                <w:bCs w:val="false"/>
+                <w:sz w:val="18"/>
+                <w:szCs w:val="18"/>
+              </w:rPr>
+              <w:t xml:space="preserve">operational</w:t>
+            </w:r>
+          </w:p>
+        </w:tc>
+        <w:tc>
+          <w:tcPr>
+            <w:tcW w:type="dxa" w:w="800"/>
+          </w:tcPr>
+          <w:p>
+            <w:r>
+              <w:rPr>
+                <w:b w:val="false"/>
+                <w:bCs w:val="false"/>
+                <w:sz w:val="18"/>
+                <w:szCs w:val="18"/>
+              </w:rPr>
+              <w:t xml:space="preserve">yes</w:t>
+            </w:r>
+          </w:p>
+        </w:tc>
+      </w:tr>
+      <w:tr>
+        <w:tc>
+          <w:tcPr>
+            <w:tcW w:type="dxa" w:w="1100"/>
+          </w:tcPr>
+          <w:p>
+            <w:r>
+              <w:rPr>
+                <w:b w:val="false"/>
+                <w:bCs w:val="false"/>
+                <w:sz w:val="18"/>
+                <w:szCs w:val="18"/>
+              </w:rPr>
+              <w:t xml:space="preserve">capacity</w:t>
+            </w:r>
+          </w:p>
+        </w:tc>
+        <w:tc>
+          <w:tcPr>
+            <w:tcW w:type="dxa" w:w="2600"/>
+          </w:tcPr>
+          <w:p>
+            <w:r>
+              <w:rPr>
+                <w:b w:val="false"/>
+                <w:bCs w:val="false"/>
+                <w:sz w:val="18"/>
+                <w:szCs w:val="18"/>
+              </w:rPr>
+              <w:t xml:space="preserve">Phase 2 transformer capacity expansion (28,000 -&gt; 35,000 MVA)</w:t>
+            </w:r>
+          </w:p>
+        </w:tc>
+        <w:tc>
+          <w:tcPr>
+            <w:tcW w:type="dxa" w:w="2400"/>
+          </w:tcPr>
+          <w:p>
+            <w:r>
+              <w:rPr>
+                <w:b w:val="false"/>
+                <w:bCs w:val="false"/>
+                <w:sz w:val="18"/>
+                <w:szCs w:val="18"/>
+              </w:rPr>
+              <w:t xml:space="preserve">Additional Rs 65 Cr capex, board-approved Aug-2025</w:t>
+            </w:r>
+          </w:p>
+        </w:tc>
+        <w:tc>
+          <w:tcPr>
+            <w:tcW w:type="dxa" w:w="900"/>
+          </w:tcPr>
+          <w:p>
+            <w:r>
+              <w:rPr>
+                <w:b w:val="false"/>
+                <w:bCs w:val="false"/>
+                <w:sz w:val="18"/>
+                <w:szCs w:val="18"/>
+              </w:rPr>
+              <w:t xml:space="preserve">FY28</w:t>
+            </w:r>
+          </w:p>
+        </w:tc>
+        <w:tc>
+          <w:tcPr>
+            <w:tcW w:type="dxa" w:w="1200"/>
+          </w:tcPr>
+          <w:p>
+            <w:r>
+              <w:rPr>
+                <w:b w:val="false"/>
+                <w:bCs w:val="false"/>
+                <w:sz w:val="18"/>
+                <w:szCs w:val="18"/>
+              </w:rPr>
+              <w:t xml:space="preserve">action</w:t>
+            </w:r>
+          </w:p>
+        </w:tc>
+        <w:tc>
+          <w:tcPr>
+            <w:tcW w:type="dxa" w:w="800"/>
+          </w:tcPr>
+          <w:p>
+            <w:r>
+              <w:rPr>
+                <w:b w:val="false"/>
+                <w:bCs w:val="false"/>
+                <w:sz w:val="18"/>
+                <w:szCs w:val="18"/>
+              </w:rPr>
+              <w:t xml:space="preserve">yes</w:t>
+            </w:r>
+          </w:p>
+        </w:tc>
+      </w:tr>
+      <w:tr>
+        <w:tc>
+          <w:tcPr>
+            <w:tcW w:type="dxa" w:w="1100"/>
+          </w:tcPr>
+          <w:p>
+            <w:r>
+              <w:rPr>
+                <w:b w:val="false"/>
+                <w:bCs w:val="false"/>
+                <w:sz w:val="18"/>
+                <w:szCs w:val="18"/>
+              </w:rPr>
+              <w:t xml:space="preserve">margin</w:t>
+            </w:r>
+          </w:p>
+        </w:tc>
+        <w:tc>
+          <w:tcPr>
+            <w:tcW w:type="dxa" w:w="2600"/>
+          </w:tcPr>
+          <w:p>
+            <w:r>
+              <w:rPr>
+                <w:b w:val="false"/>
+                <w:bCs w:val="false"/>
+                <w:sz w:val="18"/>
+                <w:szCs w:val="18"/>
+              </w:rPr>
+              <w:t xml:space="preserve">Margin recovery from copper/CRGO cost pass-through plus fuller capacity utilisation</w:t>
+            </w:r>
+          </w:p>
+        </w:tc>
+        <w:tc>
+          <w:tcPr>
+            <w:tcW w:type="dxa" w:w="2400"/>
+          </w:tcPr>
+          <w:p>
+            <w:r>
+              <w:rPr>
+                <w:b w:val="false"/>
+                <w:bCs w:val="false"/>
+                <w:sz w:val="18"/>
+                <w:szCs w:val="18"/>
+              </w:rPr>
+              <w:t xml:space="preserve">No quantified target or timeline given by management - no concall, inferred only from forum/analyst commentary</w:t>
+            </w:r>
+          </w:p>
+        </w:tc>
+        <w:tc>
+          <w:tcPr>
+            <w:tcW w:type="dxa" w:w="900"/>
+          </w:tcPr>
+          <w:p>
+            <w:r>
+              <w:rPr>
+                <w:b w:val="false"/>
+                <w:bCs w:val="false"/>
+                <w:sz w:val="18"/>
+                <w:szCs w:val="18"/>
+              </w:rPr>
+              <w:t xml:space="preserve">12M</w:t>
+            </w:r>
+          </w:p>
+        </w:tc>
+        <w:tc>
+          <w:tcPr>
+            <w:tcW w:type="dxa" w:w="1200"/>
+          </w:tcPr>
+          <w:p>
+            <w:r>
+              <w:rPr>
+                <w:b w:val="false"/>
+                <w:bCs w:val="false"/>
+                <w:sz w:val="18"/>
+                <w:szCs w:val="18"/>
+              </w:rPr>
+              <w:t xml:space="preserve">expectation</w:t>
+            </w:r>
+          </w:p>
+        </w:tc>
+        <w:tc>
+          <w:tcPr>
+            <w:tcW w:type="dxa" w:w="800"/>
+          </w:tcPr>
+          <w:p>
+            <w:r>
+              <w:rPr>
+                <w:b w:val="false"/>
+                <w:bCs w:val="false"/>
+                <w:sz w:val="18"/>
+                <w:szCs w:val="18"/>
+              </w:rPr>
+              <w:t xml:space="preserve">yes</w:t>
+            </w:r>
+          </w:p>
+        </w:tc>
+      </w:tr>
+    </w:tbl>
+    <w:p>
+      <w:pPr>
+        <w:spacing w:after="60" w:before="120"/>
+      </w:pPr>
+      <w:r>
+        <w:rPr>
+          <w:b/>
+          <w:bCs/>
+          <w:sz w:val="20"/>
+          <w:szCs w:val="20"/>
+        </w:rPr>
+        <w:t xml:space="preserve">Earnings chain: </w:t>
+      </w:r>
+      <w:r>
+        <w:rPr>
+          <w:b w:val="false"/>
+          <w:bCs w:val="false"/>
+          <w:sz w:val="20"/>
+          <w:szCs w:val="20"/>
+        </w:rPr>
+        <w:t xml:space="preserve">transformer demand tailwind</w:t>
+      </w:r>
+      <w:r>
+        <w:rPr>
+          <w:color w:val="666666"/>
+          <w:sz w:val="20"/>
+          <w:szCs w:val="20"/>
+        </w:rPr>
+        <w:t xml:space="preserve"> → </w:t>
+      </w:r>
+      <w:r>
+        <w:rPr>
+          <w:b w:val="false"/>
+          <w:bCs w:val="false"/>
+          <w:sz w:val="20"/>
+          <w:szCs w:val="20"/>
+        </w:rPr>
+        <w:t xml:space="preserve">capacity expansion 18k-&gt;35k MVA</w:t>
+      </w:r>
+      <w:r>
+        <w:rPr>
+          <w:color w:val="666666"/>
+          <w:sz w:val="20"/>
+          <w:szCs w:val="20"/>
+        </w:rPr>
+        <w:t xml:space="preserve"> → </w:t>
+      </w:r>
+      <w:r>
+        <w:rPr>
+          <w:b w:val="false"/>
+          <w:bCs w:val="false"/>
+          <w:sz w:val="20"/>
+          <w:szCs w:val="20"/>
+        </w:rPr>
+        <w:t xml:space="preserve">revenue growth</w:t>
+      </w:r>
+      <w:r>
+        <w:rPr>
+          <w:color w:val="666666"/>
+          <w:sz w:val="20"/>
+          <w:szCs w:val="20"/>
+        </w:rPr>
+        <w:t xml:space="preserve"> → </w:t>
+      </w:r>
+      <w:r>
+        <w:rPr>
+          <w:b/>
+          <w:bCs/>
+          <w:color w:val="A32020"/>
+          <w:sz w:val="20"/>
+          <w:szCs w:val="20"/>
+        </w:rPr>
+        <w:t xml:space="preserve">input-cost pass-through / margin recovery</w:t>
+      </w:r>
+      <w:r>
+        <w:rPr>
+          <w:color w:val="666666"/>
+          <w:sz w:val="20"/>
+          <w:szCs w:val="20"/>
+        </w:rPr>
+        <w:t xml:space="preserve"> → </w:t>
+      </w:r>
+      <w:r>
+        <w:rPr>
+          <w:b w:val="false"/>
+          <w:bCs w:val="false"/>
+          <w:sz w:val="20"/>
+          <w:szCs w:val="20"/>
+        </w:rPr>
+        <w:t xml:space="preserve">operating leverage</w:t>
+      </w:r>
+      <w:r>
+        <w:rPr>
+          <w:color w:val="666666"/>
+          <w:sz w:val="20"/>
+          <w:szCs w:val="20"/>
+        </w:rPr>
+        <w:t xml:space="preserve"> → </w:t>
+      </w:r>
+      <w:r>
+        <w:rPr>
+          <w:b w:val="false"/>
+          <w:bCs w:val="false"/>
+          <w:sz w:val="20"/>
+          <w:szCs w:val="20"/>
+        </w:rPr>
+        <w:t xml:space="preserve">PAT/FCF</w:t>
+      </w:r>
+    </w:p>
+    <w:p>
+      <w:pPr>
+        <w:spacing w:after="120"/>
+      </w:pPr>
+      <w:r>
+        <w:rPr>
+          <w:color w:val="666666"/>
+          <w:sz w:val="18"/>
+          <w:szCs w:val="18"/>
+        </w:rPr>
+        <w:t xml:space="preserve">Bottleneck link: input-cost pass-through / margin recovery.</w:t>
+      </w:r>
+    </w:p>
+    <w:p>
+      <w:pPr>
+        <w:spacing w:after="120"/>
+      </w:pPr>
+      <w:r>
+        <w:rPr>
+          <w:color w:val="666666"/>
+          <w:sz w:val="18"/>
+          <w:szCs w:val="18"/>
+        </w:rPr>
+        <w:t xml:space="preserve">Operating leverage: unclear - revenue has grown double-digit for two straight years but PAT has fallen in both, so operating leverage is not yet showing up in reported numbers</w:t>
+      </w:r>
+    </w:p>
+    <w:p>
+      <w:pPr>
+        <w:spacing w:after="120"/>
+      </w:pPr>
+      <w:r>
+        <w:rPr>
+          <w:color w:val="666666"/>
+          <w:sz w:val="18"/>
+          <w:szCs w:val="18"/>
+        </w:rPr>
+        <w:t xml:space="preserve">Evidenced: transformer demand tailwind; capacity expansion 18k-&gt;35k MVA; revenue growth. Still assumed: input-cost pass-through / margin recovery; operating leverage.</w:t>
+      </w:r>
+    </w:p>
+    <w:p>
+      <w:pPr>
+        <w:spacing w:after="120"/>
+      </w:pPr>
+      <w:r>
+        <w:rPr>
+          <w:b/>
+          <w:bCs/>
+          <w:sz w:val="20"/>
+          <w:szCs w:val="20"/>
+        </w:rPr>
+        <w:t xml:space="preserve">Market expectation vs. our path:</w:t>
+      </w:r>
+    </w:p>
+    <w:tbl>
+      <w:tblPr>
+        <w:tblW w:type="dxa" w:w="9000"/>
+        <w:tblBorders>
+          <w:top w:val="single" w:color="auto" w:sz="4"/>
+          <w:left w:val="single" w:color="auto" w:sz="4"/>
+          <w:bottom w:val="single" w:color="auto" w:sz="4"/>
+          <w:right w:val="single" w:color="auto" w:sz="4"/>
+          <w:insideH w:val="single" w:color="auto" w:sz="4"/>
+          <w:insideV w:val="single" w:color="auto" w:sz="4"/>
+        </w:tblBorders>
+      </w:tblPr>
+      <w:tblGrid>
+        <w:gridCol w:w="3200"/>
+        <w:gridCol w:w="5800"/>
+      </w:tblGrid>
+      <w:tr>
+        <w:tc>
+          <w:tcPr>
+            <w:tcW w:type="dxa" w:w="3200"/>
+            <w:shd w:fill="F2F2F2" w:val="clear"/>
+          </w:tcPr>
+          <w:p>
+            <w:r>
+              <w:rPr>
+                <w:b/>
+                <w:bCs/>
+              </w:rPr>
+              <w:t xml:space="preserve">As of</w:t>
+            </w:r>
+          </w:p>
+        </w:tc>
+        <w:tc>
+          <w:tcPr>
+            <w:tcW w:type="dxa" w:w="5800"/>
+          </w:tcPr>
+          <w:p>
+            <w:r>
+              <w:t xml:space="preserve">2026-09-18</w:t>
+            </w:r>
+          </w:p>
+        </w:tc>
+      </w:tr>
+      <w:tr>
+        <w:tc>
+          <w:tcPr>
+            <w:tcW w:type="dxa" w:w="3200"/>
+            <w:shd w:fill="F2F2F2" w:val="clear"/>
+          </w:tcPr>
+          <w:p>
+            <w:r>
+              <w:rPr>
+                <w:b/>
+                <w:bCs/>
+              </w:rPr>
+              <w:t xml:space="preserve">Price / multiple</w:t>
+            </w:r>
+          </w:p>
+        </w:tc>
+        <w:tc>
+          <w:tcPr>
+            <w:tcW w:type="dxa" w:w="5800"/>
+          </w:tcPr>
+          <w:p>
+            <w:r>
+              <w:t xml:space="preserve">Rs ~Rs 2,200-2,500 (screener market cap ~Rs 2,498-2,600 Cr band) · 22.2x P/E</w:t>
+            </w:r>
+          </w:p>
+        </w:tc>
+      </w:tr>
+      <w:tr>
+        <w:tc>
+          <w:tcPr>
+            <w:tcW w:type="dxa" w:w="3200"/>
+            <w:shd w:fill="F2F2F2" w:val="clear"/>
+          </w:tcPr>
+          <w:p>
+            <w:r>
+              <w:rPr>
+                <w:b/>
+                <w:bCs/>
+              </w:rPr>
+              <w:t xml:space="preserve">Right valuation lens</w:t>
+            </w:r>
+          </w:p>
+        </w:tc>
+        <w:tc>
+          <w:tcPr>
+            <w:tcW w:type="dxa" w:w="5800"/>
+          </w:tcPr>
+          <w:p>
+            <w:r>
+              <w:t xml:space="preserve">P/E</w:t>
+            </w:r>
+          </w:p>
+        </w:tc>
+      </w:tr>
+      <w:tr>
+        <w:tc>
+          <w:tcPr>
+            <w:tcW w:type="dxa" w:w="3200"/>
+            <w:shd w:fill="F2F2F2" w:val="clear"/>
+          </w:tcPr>
+          <w:p>
+            <w:r>
+              <w:rPr>
+                <w:b/>
+                <w:bCs/>
+              </w:rPr>
+              <w:t xml:space="preserve">Price implies</w:t>
+            </w:r>
+          </w:p>
+        </w:tc>
+        <w:tc>
+          <w:tcPr>
+            <w:tcW w:type="dxa" w:w="5800"/>
+          </w:tcPr>
+          <w:p>
+            <w:r>
+              <w:t xml:space="preserve">~22x trailing P/E on a depressed and still-declining EPS base implicitly requires a meaningful margin recovery (not just continued revenue growth) over FY27-28 to be earned back</w:t>
+            </w:r>
+          </w:p>
+        </w:tc>
+      </w:tr>
+      <w:tr>
+        <w:tc>
+          <w:tcPr>
+            <w:tcW w:type="dxa" w:w="3200"/>
+            <w:shd w:fill="F2F2F2" w:val="clear"/>
+          </w:tcPr>
+          <w:p>
+            <w:r>
+              <w:rPr>
+                <w:b/>
+                <w:bCs/>
+              </w:rPr>
+              <w:t xml:space="preserve">Our FY27</w:t>
+            </w:r>
+          </w:p>
+        </w:tc>
+        <w:tc>
+          <w:tcPr>
+            <w:tcW w:type="dxa" w:w="5800"/>
+          </w:tcPr>
+          <w:p>
+            <w:r>
+              <w:t xml:space="preserve">Revenue growth likely continues (Q1 FY27 +17.7% YoY) but PAT likely stays under pressure or flat at best unless copper/CRGO costs ease materially in H2 - no management guidance to anchor this</w:t>
+            </w:r>
+          </w:p>
+        </w:tc>
+      </w:tr>
+      <w:tr>
+        <w:tc>
+          <w:tcPr>
+            <w:tcW w:type="dxa" w:w="3200"/>
+            <w:shd w:fill="F2F2F2" w:val="clear"/>
+          </w:tcPr>
+          <w:p>
+            <w:r>
+              <w:rPr>
+                <w:b/>
+                <w:bCs/>
+              </w:rPr>
+              <w:t xml:space="preserve">Our FY28</w:t>
+            </w:r>
+          </w:p>
+        </w:tc>
+        <w:tc>
+          <w:tcPr>
+            <w:tcW w:type="dxa" w:w="5800"/>
+          </w:tcPr>
+          <w:p>
+            <w:r>
+              <w:t xml:space="preserve">If Phase 1+2 capacity is fully online and input costs normalise, PAT could approach FY24-level again; if cost pressure persists, PAT could fall further even as revenue grows - wide range, no guidance to narrow it</w:t>
+            </w:r>
+          </w:p>
+        </w:tc>
+      </w:tr>
+      <w:tr>
+        <w:tc>
+          <w:tcPr>
+            <w:tcW w:type="dxa" w:w="3200"/>
+            <w:shd w:fill="F2F2F2" w:val="clear"/>
+          </w:tcPr>
+          <w:p>
+            <w:r>
+              <w:rPr>
+                <w:b/>
+                <w:bCs/>
+              </w:rPr>
+              <w:t xml:space="preserve">Gap direction</w:t>
+            </w:r>
+          </w:p>
+        </w:tc>
+        <w:tc>
+          <w:tcPr>
+            <w:tcW w:type="dxa" w:w="5800"/>
+          </w:tcPr>
+          <w:p>
+            <w:r>
+              <w:t xml:space="preserve">over-optimistic</w:t>
+            </w:r>
+          </w:p>
+        </w:tc>
+      </w:tr>
+      <w:tr>
+        <w:tc>
+          <w:tcPr>
+            <w:tcW w:type="dxa" w:w="3200"/>
+            <w:shd w:fill="F2F2F2" w:val="clear"/>
+          </w:tcPr>
+          <w:p>
+            <w:r>
+              <w:rPr>
+                <w:b/>
+                <w:bCs/>
+              </w:rPr>
+              <w:t xml:space="preserve">Gap type</w:t>
+            </w:r>
+          </w:p>
+        </w:tc>
+        <w:tc>
+          <w:tcPr>
+            <w:tcW w:type="dxa" w:w="5800"/>
+          </w:tcPr>
+          <w:p>
+            <w:r>
+              <w:t xml:space="preserve">margin</w:t>
+            </w:r>
+          </w:p>
+        </w:tc>
+      </w:tr>
+      <w:tr>
+        <w:tc>
+          <w:tcPr>
+            <w:tcW w:type="dxa" w:w="3200"/>
+            <w:shd w:fill="F2F2F2" w:val="clear"/>
+          </w:tcPr>
+          <w:p>
+            <w:r>
+              <w:rPr>
+                <w:b/>
+                <w:bCs/>
+              </w:rPr>
+              <w:t xml:space="preserve">Gap magnitude</w:t>
+            </w:r>
+          </w:p>
+        </w:tc>
+        <w:tc>
+          <w:tcPr>
+            <w:tcW w:type="dxa" w:w="5800"/>
+          </w:tcPr>
+          <w:p>
+            <w:r>
+              <w:t xml:space="preserve">not estimable</w:t>
+            </w:r>
+          </w:p>
+        </w:tc>
+      </w:tr>
+      <w:tr>
+        <w:tc>
+          <w:tcPr>
+            <w:tcW w:type="dxa" w:w="3200"/>
+            <w:shd w:fill="F2F2F2" w:val="clear"/>
+          </w:tcPr>
+          <w:p>
+            <w:r>
+              <w:rPr>
+                <w:b/>
+                <w:bCs/>
+              </w:rPr>
+              <w:t xml:space="preserve">Gap basis</w:t>
+            </w:r>
+          </w:p>
+        </w:tc>
+        <w:tc>
+          <w:tcPr>
+            <w:tcW w:type="dxa" w:w="5800"/>
+          </w:tcPr>
+          <w:p>
+            <w:r>
+              <w:t xml:space="preserve">A ~22x P/E on a company that has just posted a -10% (FY26) and then a -30% YoY (Q1 FY27) PAT print implies the market is looking through the margin trough to a recovery that management has given zero explicit guidance on - the price needs the recovery more than the last four reported quarters of evidence support</w:t>
+            </w:r>
+          </w:p>
+        </w:tc>
+      </w:tr>
+      <w:tr>
+        <w:tc>
+          <w:tcPr>
+            <w:tcW w:type="dxa" w:w="3200"/>
+            <w:shd w:fill="F2F2F2" w:val="clear"/>
+          </w:tcPr>
+          <w:p>
+            <w:r>
+              <w:rPr>
+                <w:b/>
+                <w:bCs/>
+              </w:rPr>
+              <w:t xml:space="preserve">Evidence quality</w:t>
+            </w:r>
+          </w:p>
+        </w:tc>
+        <w:tc>
+          <w:tcPr>
+            <w:tcW w:type="dxa" w:w="5800"/>
+          </w:tcPr>
+          <w:p>
+            <w:r>
+              <w:t xml:space="preserve">moderate</w:t>
+            </w:r>
+          </w:p>
+        </w:tc>
+      </w:tr>
+    </w:tbl>
+    <w:p>
+      <w:pPr>
+        <w:spacing w:after="120"/>
+      </w:pPr>
+      <w:r>
+        <w:rPr>
+          <w:i/>
+          <w:iCs/>
+          <w:color w:val="666666"/>
+          <w:sz w:val="16"/>
+          <w:szCs w:val="16"/>
+        </w:rPr>
+        <w:t xml:space="preserve">no broker consensus; implied path is a reverse-P/E estimate + screener.in forward figures + VP thread view</w:t>
+      </w:r>
+    </w:p>
+    <w:p>
+      <w:pPr>
+        <w:spacing w:after="120" w:before="120"/>
+      </w:pPr>
+      <w:r>
+        <w:rPr>
+          <w:b/>
+          <w:bCs/>
+          <w:sz w:val="20"/>
+          <w:szCs w:val="20"/>
+        </w:rPr>
+        <w:t xml:space="preserve">Catalyst: </w:t>
+      </w:r>
+      <w:r>
+        <w:rPr>
+          <w:sz w:val="20"/>
+          <w:szCs w:val="20"/>
+        </w:rPr>
+        <w:t xml:space="preserve">H2 FY27 margin print showing whether copper/CRGO cost pass-through plus Phase 2 capacity flow through to a PAT recovery</w:t>
+      </w:r>
+      <w:r>
+        <w:rPr>
+          <w:color w:val="666666"/>
+          <w:sz w:val="18"/>
+          <w:szCs w:val="18"/>
+        </w:rPr>
+        <w:t xml:space="preserve"> (window ~6M from 2026-09-18; undated; evidence low; pending)</w:t>
       </w:r>
     </w:p>
     <w:p>
@@ -314,15 +1852,728 @@
         <w:spacing w:after="120" w:before="280"/>
       </w:pPr>
       <w:r>
-        <w:t xml:space="preserve">BSE Corporate Actions / Other Red Flags</w:t>
-      </w:r>
-    </w:p>
-    <w:p>
-      <w:pPr>
-        <w:spacing w:after="120"/>
-      </w:pPr>
-      <w:r>
-        <w:t xml:space="preserve">No SEBI or fraud action found. Large listed-equity investment book (~Rs 1,780 Cr). Ashish Kacholia is a public shareholder. Minimal management investor communication / no regular concall.</w:t>
+        <w:t xml:space="preserve">Ishmohit-Lens Checks (value chain · earnings quality · growth trajectory · management · quality metrics · track record · global-signal check)</w:t>
+      </w:r>
+    </w:p>
+    <w:p>
+      <w:pPr>
+        <w:spacing w:after="120"/>
+      </w:pPr>
+      <w:r>
+        <w:rPr>
+          <w:i/>
+          <w:iCs/>
+          <w:color w:val="666666"/>
+          <w:sz w:val="18"/>
+          <w:szCs w:val="18"/>
+        </w:rPr>
+        <w:t xml:space="preserve">Extra checks drawn from @ishmohit1 / SOIC methodology (playbook/ishmohit-soic-style.md): where the company sits in its value chain and what the supply side is doing, whether a margin/PAT inflection is structural or a cyclical peak, the rate-of-change of growth vs. what the multiple demands, and management quality as a positive attribute.</w:t>
+      </w:r>
+    </w:p>
+    <w:p>
+      <w:pPr>
+        <w:spacing w:after="120"/>
+      </w:pPr>
+      <w:r>
+        <w:rPr>
+          <w:b/>
+          <w:bCs/>
+          <w:sz w:val="20"/>
+          <w:szCs w:val="20"/>
+        </w:rPr>
+        <w:t xml:space="preserve">Value chain &amp; supply side:</w:t>
+      </w:r>
+    </w:p>
+    <w:tbl>
+      <w:tblPr>
+        <w:tblW w:type="dxa" w:w="9000"/>
+        <w:tblBorders>
+          <w:top w:val="single" w:color="auto" w:sz="4"/>
+          <w:left w:val="single" w:color="auto" w:sz="4"/>
+          <w:bottom w:val="single" w:color="auto" w:sz="4"/>
+          <w:right w:val="single" w:color="auto" w:sz="4"/>
+          <w:insideH w:val="single" w:color="auto" w:sz="4"/>
+          <w:insideV w:val="single" w:color="auto" w:sz="4"/>
+        </w:tblBorders>
+      </w:tblPr>
+      <w:tblGrid>
+        <w:gridCol w:w="3200"/>
+        <w:gridCol w:w="5800"/>
+      </w:tblGrid>
+      <w:tr>
+        <w:tc>
+          <w:tcPr>
+            <w:tcW w:type="dxa" w:w="3200"/>
+            <w:shd w:fill="F2F2F2" w:val="clear"/>
+          </w:tcPr>
+          <w:p>
+            <w:r>
+              <w:rPr>
+                <w:b/>
+                <w:bCs/>
+              </w:rPr>
+              <w:t xml:space="preserve">Theme</w:t>
+            </w:r>
+          </w:p>
+        </w:tc>
+        <w:tc>
+          <w:tcPr>
+            <w:tcW w:type="dxa" w:w="5800"/>
+          </w:tcPr>
+          <w:p>
+            <w:r>
+              <w:t xml:space="preserve">power-transformer + industrial motor/drives capex cycle</w:t>
+            </w:r>
+          </w:p>
+        </w:tc>
+      </w:tr>
+      <w:tr>
+        <w:tc>
+          <w:tcPr>
+            <w:tcW w:type="dxa" w:w="3200"/>
+            <w:shd w:fill="F2F2F2" w:val="clear"/>
+          </w:tcPr>
+          <w:p>
+            <w:r>
+              <w:rPr>
+                <w:b/>
+                <w:bCs/>
+              </w:rPr>
+              <w:t xml:space="preserve">This company's position</w:t>
+            </w:r>
+          </w:p>
+        </w:tc>
+        <w:tc>
+          <w:tcPr>
+            <w:tcW w:type="dxa" w:w="5800"/>
+          </w:tcPr>
+          <w:p>
+            <w:r>
+              <w:t xml:space="preserve">domestic transformer + LT/HT motor + servo-drives manufacturer, mid-tier scale vs MNC and larger domestic peers</w:t>
+            </w:r>
+          </w:p>
+        </w:tc>
+      </w:tr>
+      <w:tr>
+        <w:tc>
+          <w:tcPr>
+            <w:tcW w:type="dxa" w:w="3200"/>
+            <w:shd w:fill="F2F2F2" w:val="clear"/>
+          </w:tcPr>
+          <w:p>
+            <w:r>
+              <w:rPr>
+                <w:b/>
+                <w:bCs/>
+              </w:rPr>
+              <w:t xml:space="preserve">Bottleneck node (pricing power)</w:t>
+            </w:r>
+          </w:p>
+        </w:tc>
+        <w:tc>
+          <w:tcPr>
+            <w:tcW w:type="dxa" w:w="5800"/>
+          </w:tcPr>
+          <w:p>
+            <w:r>
+              <w:t xml:space="preserve">input-cost pass-through lag (copper/CRGO) and a structurally higher unit labour-cost base vs peers</w:t>
+            </w:r>
+          </w:p>
+        </w:tc>
+      </w:tr>
+      <w:tr>
+        <w:tc>
+          <w:tcPr>
+            <w:tcW w:type="dxa" w:w="3200"/>
+            <w:shd w:fill="F2F2F2" w:val="clear"/>
+          </w:tcPr>
+          <w:p>
+            <w:r>
+              <w:rPr>
+                <w:b/>
+                <w:bCs/>
+              </w:rPr>
+              <w:t xml:space="preserve">Supply-side status</w:t>
+            </w:r>
+          </w:p>
+        </w:tc>
+        <w:tc>
+          <w:tcPr>
+            <w:tcW w:type="dxa" w:w="5800"/>
+          </w:tcPr>
+          <w:p>
+            <w:r>
+              <w:t xml:space="preserve">adding</w:t>
+            </w:r>
+          </w:p>
+        </w:tc>
+      </w:tr>
+      <w:tr>
+        <w:tc>
+          <w:tcPr>
+            <w:tcW w:type="dxa" w:w="3200"/>
+            <w:shd w:fill="F2F2F2" w:val="clear"/>
+          </w:tcPr>
+          <w:p>
+            <w:r>
+              <w:rPr>
+                <w:b/>
+                <w:bCs/>
+              </w:rPr>
+              <w:t xml:space="preserve">Adjacent-node peers</w:t>
+            </w:r>
+          </w:p>
+        </w:tc>
+        <w:tc>
+          <w:tcPr>
+            <w:tcW w:type="dxa" w:w="5800"/>
+          </w:tcPr>
+          <w:p>
+            <w:r>
+              <w:t xml:space="preserve">Voltamp Transformers, Transformers and Rectifiers (India), CG Power, Siemens Energy India</w:t>
+            </w:r>
+          </w:p>
+        </w:tc>
+      </w:tr>
+    </w:tbl>
+    <w:p>
+      <w:pPr>
+        <w:spacing w:after="120"/>
+      </w:pPr>
+      <w:r>
+        <w:rPr>
+          <w:color w:val="666666"/>
+          <w:sz w:val="18"/>
+          <w:szCs w:val="18"/>
+        </w:rPr>
+        <w:t xml:space="preserve">BBL and the broader domestic transformer sector are adding capacity together into a still-tight market (BBL alone 18k-&gt;35k MVA) - a real near-term tailwind but a supply-side glut risk 2-3 years out if demand growth doesn't keep pace with sector-wide capacity adds.</w:t>
+      </w:r>
+    </w:p>
+    <w:p>
+      <w:pPr>
+        <w:spacing w:after="60" w:before="120"/>
+      </w:pPr>
+      <w:r>
+        <w:rPr>
+          <w:b/>
+          <w:bCs/>
+          <w:sz w:val="20"/>
+          <w:szCs w:val="20"/>
+        </w:rPr>
+        <w:t xml:space="preserve">Earnings quality: </w:t>
+      </w:r>
+      <w:r>
+        <w:rPr>
+          <w:sz w:val="20"/>
+          <w:szCs w:val="20"/>
+        </w:rPr>
+        <w:t xml:space="preserve">margin driver mixed</w:t>
+      </w:r>
+      <w:r>
+        <w:rPr>
+          <w:b/>
+          <w:bCs/>
+          <w:color w:val="A32020"/>
+          <w:sz w:val="20"/>
+          <w:szCs w:val="20"/>
+        </w:rPr>
+        <w:t xml:space="preserve"/>
+      </w:r>
+    </w:p>
+    <w:p>
+      <w:pPr>
+        <w:spacing w:after="120"/>
+      </w:pPr>
+      <w:r>
+        <w:rPr>
+          <w:color w:val="666666"/>
+          <w:sz w:val="18"/>
+          <w:szCs w:val="18"/>
+        </w:rPr>
+        <w:t xml:space="preserve">Drivers: copper/CRGO input-cost spike and pass-through lag (cyclical); structurally high employee costs vs peers e.g. Voltamp at similar capacity (structural); capacity ramp not yet fully reflected in offsetting operating leverage.</w:t>
+      </w:r>
+    </w:p>
+    <w:p>
+      <w:pPr>
+        <w:spacing w:after="120"/>
+      </w:pPr>
+      <w:r>
+        <w:rPr>
+          <w:color w:val="666666"/>
+          <w:sz w:val="18"/>
+          <w:szCs w:val="18"/>
+        </w:rPr>
+        <w:t xml:space="preserve">Margin is at a trough, not a peak: Q1 FY27 EBITDA margin (5.3%) is well below the FY24 peak quarter (Q4 FY24 PAT +80%) and below FY26's already-compressed full-year level; the risk here is prolonged margin trough, not a peak-margin reversal.</w:t>
+      </w:r>
+    </w:p>
+    <w:p>
+      <w:pPr>
+        <w:spacing w:after="60" w:before="120"/>
+      </w:pPr>
+      <w:r>
+        <w:rPr>
+          <w:b/>
+          <w:bCs/>
+          <w:sz w:val="20"/>
+          <w:szCs w:val="20"/>
+        </w:rPr>
+        <w:t xml:space="preserve">Growth trajectory: </w:t>
+      </w:r>
+      <w:r>
+        <w:rPr>
+          <w:b/>
+          <w:bCs/>
+          <w:color w:val="A32020"/>
+          <w:sz w:val="20"/>
+          <w:szCs w:val="20"/>
+        </w:rPr>
+        <w:t xml:space="preserve">YoY growth rate is decelerating</w:t>
+      </w:r>
+    </w:p>
+    <w:p>
+      <w:pPr>
+        <w:spacing w:after="120"/>
+      </w:pPr>
+      <w:r>
+        <w:rPr>
+          <w:color w:val="666666"/>
+          <w:sz w:val="18"/>
+          <w:szCs w:val="18"/>
+        </w:rPr>
+        <w:t xml:space="preserve">Revenue keeps growing YoY (FY26 +19.6%, Q1 FY27 +17.7%) but PAT has decelerated into decline: FY24 was a peak year (Q4 FY24 PAT +80% YoY), FY25 and FY26 PAT both fell YoY (FY26 -10.15%), and Q1 FY27 PAT fell -29.6% YoY (Rs 19.63cr vs Rs 27.88cr) despite the revenue growth - a widening revenue/PAT scissor.</w:t>
+      </w:r>
+    </w:p>
+    <w:p>
+      <w:pPr>
+        <w:spacing w:after="120"/>
+      </w:pPr>
+      <w:r>
+        <w:rPr>
+          <w:color w:val="666666"/>
+          <w:sz w:val="18"/>
+          <w:szCs w:val="18"/>
+        </w:rPr>
+        <w:t xml:space="preserve">Reverse P/E: At ~22x trailing P/E on a declining trailing-EPS base, the multiple is not obviously being earned back by growth - PAT has fallen for two straight years even as capacity nears doubling, so the current multiple leans on a margin-recovery/ex-investments re-rating case that the last four reported quarters have not yet confirmed.</w:t>
+      </w:r>
+    </w:p>
+    <w:p>
+      <w:pPr>
+        <w:spacing w:after="120"/>
+      </w:pPr>
+      <w:r>
+        <w:rPr>
+          <w:b/>
+          <w:bCs/>
+          <w:sz w:val="20"/>
+          <w:szCs w:val="20"/>
+        </w:rPr>
+        <w:t xml:space="preserve">Management quality (TVGP's "P"):</w:t>
+      </w:r>
+    </w:p>
+    <w:tbl>
+      <w:tblPr>
+        <w:tblW w:type="dxa" w:w="9000"/>
+        <w:tblBorders>
+          <w:top w:val="single" w:color="auto" w:sz="4"/>
+          <w:left w:val="single" w:color="auto" w:sz="4"/>
+          <w:bottom w:val="single" w:color="auto" w:sz="4"/>
+          <w:right w:val="single" w:color="auto" w:sz="4"/>
+          <w:insideH w:val="single" w:color="auto" w:sz="4"/>
+          <w:insideV w:val="single" w:color="auto" w:sz="4"/>
+        </w:tblBorders>
+      </w:tblPr>
+      <w:tblGrid>
+        <w:gridCol w:w="3200"/>
+        <w:gridCol w:w="5800"/>
+      </w:tblGrid>
+      <w:tr>
+        <w:tc>
+          <w:tcPr>
+            <w:tcW w:type="dxa" w:w="3200"/>
+            <w:shd w:fill="F2F2F2" w:val="clear"/>
+          </w:tcPr>
+          <w:p>
+            <w:r>
+              <w:rPr>
+                <w:b/>
+                <w:bCs/>
+              </w:rPr>
+              <w:t xml:space="preserve">Assessment</w:t>
+            </w:r>
+          </w:p>
+        </w:tc>
+        <w:tc>
+          <w:tcPr>
+            <w:tcW w:type="dxa" w:w="5800"/>
+          </w:tcPr>
+          <w:p>
+            <w:r>
+              <w:t xml:space="preserve">concern</w:t>
+            </w:r>
+          </w:p>
+        </w:tc>
+      </w:tr>
+      <w:tr>
+        <w:tc>
+          <w:tcPr>
+            <w:tcW w:type="dxa" w:w="3200"/>
+            <w:shd w:fill="F2F2F2" w:val="clear"/>
+          </w:tcPr>
+          <w:p>
+            <w:r>
+              <w:rPr>
+                <w:b/>
+                <w:bCs/>
+              </w:rPr>
+              <w:t xml:space="preserve">Capital allocation</w:t>
+            </w:r>
+          </w:p>
+        </w:tc>
+        <w:tc>
+          <w:tcPr>
+            <w:tcW w:type="dxa" w:w="5800"/>
+          </w:tcPr>
+          <w:p>
+            <w:r>
+              <w:t xml:space="preserve">Capacity capex (~Rs 235 Cr across two board-approved phases, 18k-&gt;35k MVA) now partly debt-funded (gross debt Rs 80cr -&gt; Rs 301cr in FY26) rather than purely internal accruals as earlier assumed; the ~Rs 1,780 Cr listed-equity investment book remains largely undeployed despite explicit forum criticism of capital-allocation inertia and a shareholder (Nithin_Jacob) suggesting debt could be used to lift ROE - which the company has since done, though without any stated rationale. (unclear)</w:t>
+            </w:r>
+          </w:p>
+        </w:tc>
+      </w:tr>
+      <w:tr>
+        <w:tc>
+          <w:tcPr>
+            <w:tcW w:type="dxa" w:w="3200"/>
+            <w:shd w:fill="F2F2F2" w:val="clear"/>
+          </w:tcPr>
+          <w:p>
+            <w:r>
+              <w:rPr>
+                <w:b/>
+                <w:bCs/>
+              </w:rPr>
+              <w:t xml:space="preserve">Related-party trend</w:t>
+            </w:r>
+          </w:p>
+        </w:tc>
+        <w:tc>
+          <w:tcPr>
+            <w:tcW w:type="dxa" w:w="5800"/>
+          </w:tcPr>
+          <w:p>
+            <w:r>
+              <w:t xml:space="preserve">unclear</w:t>
+            </w:r>
+          </w:p>
+        </w:tc>
+      </w:tr>
+      <w:tr>
+        <w:tc>
+          <w:tcPr>
+            <w:tcW w:type="dxa" w:w="3200"/>
+            <w:shd w:fill="F2F2F2" w:val="clear"/>
+          </w:tcPr>
+          <w:p>
+            <w:r>
+              <w:rPr>
+                <w:b/>
+                <w:bCs/>
+              </w:rPr>
+              <w:t xml:space="preserve">Guidance credibility</w:t>
+            </w:r>
+          </w:p>
+        </w:tc>
+        <w:tc>
+          <w:tcPr>
+            <w:tcW w:type="dxa" w:w="5800"/>
+          </w:tcPr>
+          <w:p>
+            <w:r>
+              <w:t xml:space="preserve">no-track-record</w:t>
+            </w:r>
+          </w:p>
+        </w:tc>
+      </w:tr>
+      <w:tr>
+        <w:tc>
+          <w:tcPr>
+            <w:tcW w:type="dxa" w:w="3200"/>
+            <w:shd w:fill="F2F2F2" w:val="clear"/>
+          </w:tcPr>
+          <w:p>
+            <w:r>
+              <w:rPr>
+                <w:b/>
+                <w:bCs/>
+              </w:rPr>
+              <w:t xml:space="preserve">Shareholder returns</w:t>
+            </w:r>
+          </w:p>
+        </w:tc>
+        <w:tc>
+          <w:tcPr>
+            <w:tcW w:type="dxa" w:w="5800"/>
+          </w:tcPr>
+          <w:p>
+            <w:r>
+              <w:t xml:space="preserve">consistent</w:t>
+            </w:r>
+          </w:p>
+        </w:tc>
+      </w:tr>
+      <w:tr>
+        <w:tc>
+          <w:tcPr>
+            <w:tcW w:type="dxa" w:w="3200"/>
+            <w:shd w:fill="F2F2F2" w:val="clear"/>
+          </w:tcPr>
+          <w:p>
+            <w:r>
+              <w:rPr>
+                <w:b/>
+                <w:bCs/>
+              </w:rPr>
+              <w:t xml:space="preserve">Capability ladder / VAP</w:t>
+            </w:r>
+          </w:p>
+        </w:tc>
+        <w:tc>
+          <w:tcPr>
+            <w:tcW w:type="dxa" w:w="5800"/>
+          </w:tcPr>
+          <w:p>
+            <w:r>
+              <w:t xml:space="preserve">KEB-partnered servo-drives/automation import-substitution angle reiterated in prior coverage; no new capability-ladder disclosure surfaced this pass.</w:t>
+            </w:r>
+          </w:p>
+        </w:tc>
+      </w:tr>
+    </w:tbl>
+    <w:p>
+      <w:pPr>
+        <w:spacing w:after="120"/>
+      </w:pPr>
+      <w:r>
+        <w:rPr>
+          <w:b/>
+          <w:bCs/>
+          <w:sz w:val="20"/>
+          <w:szCs w:val="20"/>
+        </w:rPr>
+        <w:t xml:space="preserve">Quality metrics (ROCE · debt · FCF · margin · capex):</w:t>
+      </w:r>
+    </w:p>
+    <w:tbl>
+      <w:tblPr>
+        <w:tblW w:type="dxa" w:w="9000"/>
+        <w:tblBorders>
+          <w:top w:val="single" w:color="auto" w:sz="4"/>
+          <w:left w:val="single" w:color="auto" w:sz="4"/>
+          <w:bottom w:val="single" w:color="auto" w:sz="4"/>
+          <w:right w:val="single" w:color="auto" w:sz="4"/>
+          <w:insideH w:val="single" w:color="auto" w:sz="4"/>
+          <w:insideV w:val="single" w:color="auto" w:sz="4"/>
+        </w:tblBorders>
+      </w:tblPr>
+      <w:tblGrid>
+        <w:gridCol w:w="3200"/>
+        <w:gridCol w:w="5800"/>
+      </w:tblGrid>
+      <w:tr>
+        <w:tc>
+          <w:tcPr>
+            <w:tcW w:type="dxa" w:w="3200"/>
+            <w:shd w:fill="F2F2F2" w:val="clear"/>
+          </w:tcPr>
+          <w:p>
+            <w:r>
+              <w:rPr>
+                <w:b/>
+                <w:bCs/>
+              </w:rPr>
+              <w:t xml:space="preserve">Assessment</w:t>
+            </w:r>
+          </w:p>
+        </w:tc>
+        <w:tc>
+          <w:tcPr>
+            <w:tcW w:type="dxa" w:w="5800"/>
+          </w:tcPr>
+          <w:p>
+            <w:r>
+              <w:t xml:space="preserve">concern</w:t>
+            </w:r>
+          </w:p>
+        </w:tc>
+      </w:tr>
+      <w:tr>
+        <w:tc>
+          <w:tcPr>
+            <w:tcW w:type="dxa" w:w="3200"/>
+            <w:shd w:fill="F2F2F2" w:val="clear"/>
+          </w:tcPr>
+          <w:p>
+            <w:r>
+              <w:rPr>
+                <w:b/>
+                <w:bCs/>
+              </w:rPr>
+              <w:t xml:space="preserve">ROCE</w:t>
+            </w:r>
+          </w:p>
+        </w:tc>
+        <w:tc>
+          <w:tcPr>
+            <w:tcW w:type="dxa" w:w="5800"/>
+          </w:tcPr>
+          <w:p>
+            <w:r>
+              <w:t xml:space="preserve">8.4% (declining)</w:t>
+            </w:r>
+          </w:p>
+        </w:tc>
+      </w:tr>
+      <w:tr>
+        <w:tc>
+          <w:tcPr>
+            <w:tcW w:type="dxa" w:w="3200"/>
+            <w:shd w:fill="F2F2F2" w:val="clear"/>
+          </w:tcPr>
+          <w:p>
+            <w:r>
+              <w:rPr>
+                <w:b/>
+                <w:bCs/>
+              </w:rPr>
+              <w:t xml:space="preserve">Leverage</w:t>
+            </w:r>
+          </w:p>
+        </w:tc>
+        <w:tc>
+          <w:tcPr>
+            <w:tcW w:type="dxa" w:w="5800"/>
+          </w:tcPr>
+          <w:p>
+            <w:r>
+              <w:t xml:space="preserve">—</w:t>
+            </w:r>
+          </w:p>
+        </w:tc>
+      </w:tr>
+      <w:tr>
+        <w:tc>
+          <w:tcPr>
+            <w:tcW w:type="dxa" w:w="3200"/>
+            <w:shd w:fill="F2F2F2" w:val="clear"/>
+          </w:tcPr>
+          <w:p>
+            <w:r>
+              <w:rPr>
+                <w:b/>
+                <w:bCs/>
+              </w:rPr>
+              <w:t xml:space="preserve">FCF conversion</w:t>
+            </w:r>
+          </w:p>
+        </w:tc>
+        <w:tc>
+          <w:tcPr>
+            <w:tcW w:type="dxa" w:w="5800"/>
+          </w:tcPr>
+          <w:p>
+            <w:r>
+              <w:t xml:space="preserve">—</w:t>
+            </w:r>
+          </w:p>
+        </w:tc>
+      </w:tr>
+      <w:tr>
+        <w:tc>
+          <w:tcPr>
+            <w:tcW w:type="dxa" w:w="3200"/>
+            <w:shd w:fill="F2F2F2" w:val="clear"/>
+          </w:tcPr>
+          <w:p>
+            <w:r>
+              <w:rPr>
+                <w:b/>
+                <w:bCs/>
+              </w:rPr>
+              <w:t xml:space="preserve">Margin trend</w:t>
+            </w:r>
+          </w:p>
+        </w:tc>
+        <w:tc>
+          <w:tcPr>
+            <w:tcW w:type="dxa" w:w="5800"/>
+          </w:tcPr>
+          <w:p>
+            <w:r>
+              <w:t xml:space="preserve">contracting</w:t>
+            </w:r>
+          </w:p>
+        </w:tc>
+      </w:tr>
+      <w:tr>
+        <w:tc>
+          <w:tcPr>
+            <w:tcW w:type="dxa" w:w="3200"/>
+            <w:shd w:fill="F2F2F2" w:val="clear"/>
+          </w:tcPr>
+          <w:p>
+            <w:r>
+              <w:rPr>
+                <w:b/>
+                <w:bCs/>
+              </w:rPr>
+              <w:t xml:space="preserve">Capex efficiency</w:t>
+            </w:r>
+          </w:p>
+        </w:tc>
+        <w:tc>
+          <w:tcPr>
+            <w:tcW w:type="dxa" w:w="5800"/>
+          </w:tcPr>
+          <w:p>
+            <w:r>
+              <w:t xml:space="preserve">unclear</w:t>
+            </w:r>
+          </w:p>
+        </w:tc>
+      </w:tr>
+    </w:tbl>
+    <w:p>
+      <w:pPr>
+        <w:spacing w:after="60" w:before="120"/>
+      </w:pPr>
+      <w:r>
+        <w:rPr>
+          <w:b/>
+          <w:bCs/>
+          <w:sz w:val="20"/>
+          <w:szCs w:val="20"/>
+        </w:rPr>
+        <w:t xml:space="preserve">Track record (Coffee Can persistence check): </w:t>
+      </w:r>
+      <w:r>
+        <w:rPr>
+          <w:sz w:val="20"/>
+          <w:szCs w:val="20"/>
+        </w:rPr>
+        <w:t xml:space="preserve">cleared revenue growth ≥10% AND ROCE ≥15% in 0 of the last 5 years (consistency_score 0)</w:t>
+      </w:r>
+    </w:p>
+    <w:p>
+      <w:pPr>
+        <w:spacing w:after="120"/>
+      </w:pPr>
+      <w:r>
+        <w:rPr>
+          <w:color w:val="666666"/>
+          <w:sz w:val="18"/>
+          <w:szCs w:val="18"/>
+        </w:rPr>
+        <w:t xml:space="preserve">FY22-FY26: revenue growth cleared &gt;=10% in most years (FY23 ~12%, FY24 ~32%, FY26 ~19.6%; FY25 was only ~1.6%), but ROCE never reached 15% in any of the five years (peak ~11% in FY24, most recent FY26 ~8.4%) - so no year clears the combined bar.</w:t>
       </w:r>
     </w:p>
     <w:p>
@@ -331,59 +2582,187 @@
         <w:spacing w:after="120" w:before="280"/>
       </w:pPr>
       <w:r>
-        <w:t xml:space="preserve">Bull Case</w:t>
-      </w:r>
-    </w:p>
-    <w:p>
-      <w:pPr>
-        <w:pStyle w:val="ListParagraph"/>
-        <w:numPr>
-          <w:ilvl w:val="0"/>
-          <w:numId w:val="1"/>
-        </w:numPr>
-        <w:spacing w:after="60"/>
-      </w:pPr>
-      <w:r>
-        <w:t xml:space="preserve">Core operating business earns ~27% ROIC once the ~Rs 1,780 Cr investment book is stripped out - a cheap operating business plus an asset play plus a holdco discount</w:t>
-      </w:r>
-    </w:p>
-    <w:p>
-      <w:pPr>
-        <w:pStyle w:val="ListParagraph"/>
-        <w:numPr>
-          <w:ilvl w:val="0"/>
-          <w:numId w:val="1"/>
-        </w:numPr>
-        <w:spacing w:after="60"/>
-      </w:pPr>
-      <w:r>
-        <w:t xml:space="preserve">Transformer up-cycle (shortage, grid + renewable capex) plus a ~55% capacity expansion (18k -&gt; 28k MVA) funded internally</w:t>
-      </w:r>
-    </w:p>
-    <w:p>
-      <w:pPr>
-        <w:pStyle w:val="ListParagraph"/>
-        <w:numPr>
-          <w:ilvl w:val="0"/>
-          <w:numId w:val="1"/>
-        </w:numPr>
-        <w:spacing w:after="60"/>
-      </w:pPr>
-      <w:r>
-        <w:t xml:space="preserve">KEB-partnered servo drives &amp; automation give an import-substitution optionality at a premium price point</w:t>
-      </w:r>
-    </w:p>
-    <w:p>
-      <w:pPr>
-        <w:pStyle w:val="ListParagraph"/>
-        <w:numPr>
-          <w:ilvl w:val="0"/>
-          <w:numId w:val="1"/>
-        </w:numPr>
-        <w:spacing w:after="60"/>
-      </w:pPr>
-      <w:r>
-        <w:t xml:space="preserve">Ashish Kacholia on the register; stock down ~18% into a strong sector</w:t>
+        <w:t xml:space="preserve">Fundamentals-Gap Checks (shareholding · working capital · sector KPIs · scenario analysis)</w:t>
+      </w:r>
+    </w:p>
+    <w:p>
+      <w:pPr>
+        <w:spacing w:after="120"/>
+      </w:pPr>
+      <w:r>
+        <w:rPr>
+          <w:i/>
+          <w:iCs/>
+          <w:color w:val="666666"/>
+          <w:sz w:val="18"/>
+          <w:szCs w:val="18"/>
+        </w:rPr>
+        <w:t xml:space="preserve">Extra fundamentals extracted from the same filings — informational only, not yet consumed by any scoring script.</w:t>
+      </w:r>
+    </w:p>
+    <w:p>
+      <w:pPr>
+        <w:spacing w:after="120"/>
+      </w:pPr>
+      <w:r>
+        <w:rPr>
+          <w:b/>
+          <w:bCs/>
+          <w:sz w:val="20"/>
+          <w:szCs w:val="20"/>
+        </w:rPr>
+        <w:t xml:space="preserve">Sector KPIs:</w:t>
+      </w:r>
+    </w:p>
+    <w:p>
+      <w:pPr>
+        <w:pStyle w:val="ListParagraph"/>
+        <w:numPr>
+          <w:ilvl w:val="0"/>
+          <w:numId w:val="1"/>
+        </w:numPr>
+        <w:spacing w:after="60"/>
+      </w:pPr>
+      <w:r>
+        <w:t xml:space="preserve">Transformer capacity (MVA): 28,000 MVA live (Phase 1, from ~Q1 FY27), building to 35,000 MVA (Phase 2, Rs 65 Cr approved Aug-2025) (improving) — up from an 18,000 MVA base</w:t>
+      </w:r>
+    </w:p>
+    <w:p>
+      <w:pPr>
+        <w:pStyle w:val="ListParagraph"/>
+        <w:numPr>
+          <w:ilvl w:val="0"/>
+          <w:numId w:val="1"/>
+        </w:numPr>
+        <w:spacing w:after="60"/>
+      </w:pPr>
+      <w:r>
+        <w:t xml:space="preserve">Pre-expansion capacity utilisation: ~80% cited on the original 18,000 MVA base per press/forum commentary (improving) — cited as the rationale for both expansion phases</w:t>
+      </w:r>
+    </w:p>
+    <w:p>
+      <w:pPr>
+        <w:spacing w:after="120"/>
+      </w:pPr>
+      <w:r>
+        <w:rPr>
+          <w:b/>
+          <w:bCs/>
+          <w:sz w:val="20"/>
+          <w:szCs w:val="20"/>
+        </w:rPr>
+        <w:t xml:space="preserve">Scenario analysis (closest to: bull):</w:t>
+      </w:r>
+    </w:p>
+    <w:tbl>
+      <w:tblPr>
+        <w:tblW w:type="dxa" w:w="9000"/>
+        <w:tblBorders>
+          <w:top w:val="single" w:color="auto" w:sz="4"/>
+          <w:left w:val="single" w:color="auto" w:sz="4"/>
+          <w:bottom w:val="single" w:color="auto" w:sz="4"/>
+          <w:right w:val="single" w:color="auto" w:sz="4"/>
+          <w:insideH w:val="single" w:color="auto" w:sz="4"/>
+          <w:insideV w:val="single" w:color="auto" w:sz="4"/>
+        </w:tblBorders>
+      </w:tblPr>
+      <w:tblGrid>
+        <w:gridCol w:w="3200"/>
+        <w:gridCol w:w="5800"/>
+      </w:tblGrid>
+      <w:tr>
+        <w:tc>
+          <w:tcPr>
+            <w:tcW w:type="dxa" w:w="3200"/>
+            <w:shd w:fill="F2F2F2" w:val="clear"/>
+          </w:tcPr>
+          <w:p>
+            <w:r>
+              <w:rPr>
+                <w:b/>
+                <w:bCs/>
+              </w:rPr>
+              <w:t xml:space="preserve">Bull</w:t>
+            </w:r>
+          </w:p>
+        </w:tc>
+        <w:tc>
+          <w:tcPr>
+            <w:tcW w:type="dxa" w:w="5800"/>
+          </w:tcPr>
+          <w:p>
+            <w:r>
+              <w:t xml:space="preserve">rev CAGR 15%, FY28 margin 7.5%, FY28 EPS 118, exit 19x, implied price 2242 (+2% vs CMP)</w:t>
+            </w:r>
+          </w:p>
+        </w:tc>
+      </w:tr>
+      <w:tr>
+        <w:tc>
+          <w:tcPr>
+            <w:tcW w:type="dxa" w:w="3200"/>
+            <w:shd w:fill="F2F2F2" w:val="clear"/>
+          </w:tcPr>
+          <w:p>
+            <w:r>
+              <w:rPr>
+                <w:b/>
+                <w:bCs/>
+              </w:rPr>
+              <w:t xml:space="preserve">Base</w:t>
+            </w:r>
+          </w:p>
+        </w:tc>
+        <w:tc>
+          <w:tcPr>
+            <w:tcW w:type="dxa" w:w="5800"/>
+          </w:tcPr>
+          <w:p>
+            <w:r>
+              <w:t xml:space="preserve">rev CAGR 10%, FY28 margin 6%, FY28 EPS 88, exit 18x, implied price 1584 (-28% vs CMP)</w:t>
+            </w:r>
+          </w:p>
+        </w:tc>
+      </w:tr>
+      <w:tr>
+        <w:tc>
+          <w:tcPr>
+            <w:tcW w:type="dxa" w:w="3200"/>
+            <w:shd w:fill="F2F2F2" w:val="clear"/>
+          </w:tcPr>
+          <w:p>
+            <w:r>
+              <w:rPr>
+                <w:b/>
+                <w:bCs/>
+              </w:rPr>
+              <w:t xml:space="preserve">Bear</w:t>
+            </w:r>
+          </w:p>
+        </w:tc>
+        <w:tc>
+          <w:tcPr>
+            <w:tcW w:type="dxa" w:w="5800"/>
+          </w:tcPr>
+          <w:p>
+            <w:r>
+              <w:t xml:space="preserve">rev CAGR 6%, FY28 margin 4.5%, FY28 EPS 62, exit 15x, implied price 930 (-58% vs CMP)</w:t>
+            </w:r>
+          </w:p>
+        </w:tc>
+      </w:tr>
+    </w:tbl>
+    <w:p>
+      <w:pPr>
+        <w:spacing w:after="120"/>
+      </w:pPr>
+      <w:r>
+        <w:rPr>
+          <w:color w:val="666666"/>
+          <w:sz w:val="18"/>
+          <w:szCs w:val="18"/>
+        </w:rPr>
+        <w:t xml:space="preserve">CMP (~Rs 2,200-2,500) already sits close to the bull case (margin recovering to ~7.5% off the FY26/Q1 FY27 trough of 5.3-7.2%, on continued double-digit revenue growth) with no management guidance to anchor that recovery. Base (a slower, partial margin recovery) implies ~28% downside; bear (margin stays trough-level as copper/CRGO pressure persists) implies ~58% downside. All figures are this pass's own estimates, not broker consensus.</w:t>
       </w:r>
     </w:p>
     <w:p>
@@ -392,72 +2771,15 @@
         <w:spacing w:after="120" w:before="280"/>
       </w:pPr>
       <w:r>
-        <w:t xml:space="preserve">Bear Case / Key Risks</w:t>
-      </w:r>
-    </w:p>
-    <w:p>
-      <w:pPr>
-        <w:pStyle w:val="ListParagraph"/>
-        <w:numPr>
-          <w:ilvl w:val="0"/>
-          <w:numId w:val="1"/>
-        </w:numPr>
-        <w:spacing w:after="60"/>
-      </w:pPr>
-      <w:r>
-        <w:t xml:space="preserve">Reported ROE ~7% - the market may keep valuing the whole entity on the blended number</w:t>
-      </w:r>
-    </w:p>
-    <w:p>
-      <w:pPr>
-        <w:pStyle w:val="ListParagraph"/>
-        <w:numPr>
-          <w:ilvl w:val="0"/>
-          <w:numId w:val="1"/>
-        </w:numPr>
-        <w:spacing w:after="60"/>
-      </w:pPr>
-      <w:r>
-        <w:t xml:space="preserve">Employee costs ~2.5x peers (Voltamp) at similar capacity - a structural margin drag</w:t>
-      </w:r>
-    </w:p>
-    <w:p>
-      <w:pPr>
-        <w:pStyle w:val="ListParagraph"/>
-        <w:numPr>
-          <w:ilvl w:val="0"/>
-          <w:numId w:val="1"/>
-        </w:numPr>
-        <w:spacing w:after="60"/>
-      </w:pPr>
-      <w:r>
-        <w:t xml:space="preserve">Copper and CRGO price spikes are compressing OPM now</w:t>
-      </w:r>
-    </w:p>
-    <w:p>
-      <w:pPr>
-        <w:pStyle w:val="ListParagraph"/>
-        <w:numPr>
-          <w:ilvl w:val="0"/>
-          <w:numId w:val="1"/>
-        </w:numPr>
-        <w:spacing w:after="60"/>
-      </w:pPr>
-      <w:r>
-        <w:t xml:space="preserve">Effectively no investor communication / no concall - poor disclosure culture, slow to deploy ~Rs 2,000 Cr surplus</w:t>
-      </w:r>
-    </w:p>
-    <w:p>
-      <w:pPr>
-        <w:pStyle w:val="ListParagraph"/>
-        <w:numPr>
-          <w:ilvl w:val="0"/>
-          <w:numId w:val="1"/>
-        </w:numPr>
-        <w:spacing w:after="60"/>
-      </w:pPr>
-      <w:r>
-        <w:t xml:space="preserve">Cyclical, commoditised transformer/motor markets with intense MNC and domestic competition</w:t>
+        <w:t xml:space="preserve">Technical Read (Weekly / Monthly MACD + Bollinger Bands, or RSI/CCI/Williams %R proxy)</w:t>
+      </w:r>
+    </w:p>
+    <w:p>
+      <w:pPr>
+        <w:spacing w:after="120"/>
+      </w:pPr>
+      <w:r>
+        <w:t xml:space="preserve">Not independently pulled; stock has been under pressure against a still-firm transformer-sector demand backdrop, consistent with the earnings misses.</w:t>
       </w:r>
     </w:p>
     <w:p>
@@ -466,7 +2788,15 @@
         <w:spacing w:after="120" w:before="280"/>
       </w:pPr>
       <w:r>
-        <w:t xml:space="preserve">Market-Cap Tier (informational — not a gate in this project)</w:t>
+        <w:t xml:space="preserve">ValuePickr Community Signal</w:t>
+      </w:r>
+    </w:p>
+    <w:p>
+      <w:pPr>
+        <w:spacing w:after="120"/>
+      </w:pPr>
+      <w:r>
+        <w:t xml:space="preserve">21-post thread, active but sporadic through Aug 2026. Early posts (Pheonix) laid out the cheap-transformer-play plus investment-book angle and the KEB servo-drive import-substitution optionality. akash8844 (15 loves) flagged the strong Q4 FY24 and the 18k-&gt;28k MVA capacity expansion. More recent posts turn cautious: Utsav_Anand on the ~2.5x-peer employee cost base, preetshah on copper/CRGO eating margins ('Growth + Asset Play'), and repeated 'is anyone still tracking this?' posts reflecting low engagement. Nithin_Jacob's Aug 2026 post makes the ex-financial-assets ~27% ROIC argument and says it makes sense for the company to take on debt to juice ROE - the FY26 filings show the company has, in fact, since taken on meaningfully more debt.</w:t>
       </w:r>
     </w:p>
     <w:p>
@@ -477,8 +2807,216 @@
         <w:rPr>
           <w:b/>
           <w:bCs/>
-        </w:rPr>
-        <w:t xml:space="preserve">Small-cap (~Rs 2,600 Cr)</w:t>
+          <w:sz w:val="20"/>
+          <w:szCs w:val="20"/>
+        </w:rPr>
+        <w:t xml:space="preserve">High-conviction call from a top contributor: </w:t>
+      </w:r>
+      <w:r>
+        <w:rPr>
+          <w:sz w:val="20"/>
+          <w:szCs w:val="20"/>
+        </w:rPr>
+        <w:t xml:space="preserve">No trusted-user activity in-thread. The community read is 'cheap growth + asset play, but poor communication and margin pressure' - value-oriented, not high-conviction. This pass's filings read confirms the margin-pressure and communication concerns are current, not stale.</w:t>
+      </w:r>
+    </w:p>
+    <w:p>
+      <w:pPr>
+        <w:pStyle w:val="Heading1"/>
+        <w:spacing w:after="120" w:before="280"/>
+      </w:pPr>
+      <w:r>
+        <w:t xml:space="preserve">BSE Corporate Actions / Other Red Flags</w:t>
+      </w:r>
+    </w:p>
+    <w:p>
+      <w:pPr>
+        <w:spacing w:after="120"/>
+      </w:pPr>
+      <w:r>
+        <w:t xml:space="preserve">No SEBI or fraud action found. Promoters (Danani, Mehta) filed a formal FY26 no-encumbrance declaration (Apr-2026) - 33.65% holding, 0% pledged, unchanged. Board approved Phase 2 capacity capex (Rs 65 Cr, Aug-2025). Board-approved senior-management changes (Aug-2026): retirement of R. Rajaraman; redesignation of Khushru M. Vakharia and Ashwinikumar V. Sathe to VP roles - read as ordinary retirement/succession, not a governance red flag. Large listed-equity investment book (~Rs 1,780 Cr) remains largely undeployed. Minimal management investor communication / no regular concall (confirmed again this pass).</w:t>
+      </w:r>
+    </w:p>
+    <w:p>
+      <w:pPr>
+        <w:pStyle w:val="Heading1"/>
+        <w:spacing w:after="120" w:before="280"/>
+      </w:pPr>
+      <w:r>
+        <w:t xml:space="preserve">Bull Case</w:t>
+      </w:r>
+    </w:p>
+    <w:p>
+      <w:pPr>
+        <w:pStyle w:val="ListParagraph"/>
+        <w:numPr>
+          <w:ilvl w:val="0"/>
+          <w:numId w:val="1"/>
+        </w:numPr>
+        <w:spacing w:after="60"/>
+      </w:pPr>
+      <w:r>
+        <w:t xml:space="preserve">Core operating business earns ~27% ROIC once the ~Rs 1,780 Cr investment book is stripped out - a cheap operating business plus an asset play plus a holdco discount</w:t>
+      </w:r>
+    </w:p>
+    <w:p>
+      <w:pPr>
+        <w:pStyle w:val="ListParagraph"/>
+        <w:numPr>
+          <w:ilvl w:val="0"/>
+          <w:numId w:val="1"/>
+        </w:numPr>
+        <w:spacing w:after="60"/>
+      </w:pPr>
+      <w:r>
+        <w:t xml:space="preserve">Transformer up-cycle (shortage, grid + renewable capex) plus capacity nearly doubling (18k -&gt; 35k MVA across two board-approved phases); Phase 1 already contributing to FY26/Q1 FY27 revenue growth (+19.6%/+17.7% YoY)</w:t>
+      </w:r>
+    </w:p>
+    <w:p>
+      <w:pPr>
+        <w:pStyle w:val="ListParagraph"/>
+        <w:numPr>
+          <w:ilvl w:val="0"/>
+          <w:numId w:val="1"/>
+        </w:numPr>
+        <w:spacing w:after="60"/>
+      </w:pPr>
+      <w:r>
+        <w:t xml:space="preserve">KEB-partnered servo drives &amp; automation give an import-substitution optionality at a premium price point</w:t>
+      </w:r>
+    </w:p>
+    <w:p>
+      <w:pPr>
+        <w:pStyle w:val="ListParagraph"/>
+        <w:numPr>
+          <w:ilvl w:val="0"/>
+          <w:numId w:val="1"/>
+        </w:numPr>
+        <w:spacing w:after="60"/>
+      </w:pPr>
+      <w:r>
+        <w:t xml:space="preserve">Promoter holding clean and unpledged (33.65%, formal FY26 no-encumbrance filing); ICRA still rates the credit profile Stable despite the FY26 debt increase</w:t>
+      </w:r>
+    </w:p>
+    <w:p>
+      <w:pPr>
+        <w:pStyle w:val="ListParagraph"/>
+        <w:numPr>
+          <w:ilvl w:val="0"/>
+          <w:numId w:val="1"/>
+        </w:numPr>
+        <w:spacing w:after="60"/>
+      </w:pPr>
+      <w:r>
+        <w:t xml:space="preserve">Ashish Kacholia on the register</w:t>
+      </w:r>
+    </w:p>
+    <w:p>
+      <w:pPr>
+        <w:pStyle w:val="Heading1"/>
+        <w:spacing w:after="120" w:before="280"/>
+      </w:pPr>
+      <w:r>
+        <w:t xml:space="preserve">Bear Case / Key Risks</w:t>
+      </w:r>
+    </w:p>
+    <w:p>
+      <w:pPr>
+        <w:pStyle w:val="ListParagraph"/>
+        <w:numPr>
+          <w:ilvl w:val="0"/>
+          <w:numId w:val="1"/>
+        </w:numPr>
+        <w:spacing w:after="60"/>
+      </w:pPr>
+      <w:r>
+        <w:t xml:space="preserve">PAT has now fallen for two straight years - FY25 (implicitly, per screener trend) and FY26 (-10.15%) - and again in Q1 FY27 (-29.6% YoY) on copper/CRGO cost pressure; the margin story is deteriorating, not stabilising, as of the latest reported quarter</w:t>
+      </w:r>
+    </w:p>
+    <w:p>
+      <w:pPr>
+        <w:pStyle w:val="ListParagraph"/>
+        <w:numPr>
+          <w:ilvl w:val="0"/>
+          <w:numId w:val="1"/>
+        </w:numPr>
+        <w:spacing w:after="60"/>
+      </w:pPr>
+      <w:r>
+        <w:t xml:space="preserve">Gross debt roughly tripled in FY26 (Rs 80 Cr -&gt; Rs 301 Cr) - the capacity expansion is now partly debt-funded, not purely internal-accruals as earlier assumed, even though the balance sheet remains comfortable in ICRA's view</w:t>
+      </w:r>
+    </w:p>
+    <w:p>
+      <w:pPr>
+        <w:pStyle w:val="ListParagraph"/>
+        <w:numPr>
+          <w:ilvl w:val="0"/>
+          <w:numId w:val="1"/>
+        </w:numPr>
+        <w:spacing w:after="60"/>
+      </w:pPr>
+      <w:r>
+        <w:t xml:space="preserve">Employee costs ~2.5x peers (Voltamp) at similar capacity - a structural margin drag that shows no sign of narrowing</w:t>
+      </w:r>
+    </w:p>
+    <w:p>
+      <w:pPr>
+        <w:pStyle w:val="ListParagraph"/>
+        <w:numPr>
+          <w:ilvl w:val="0"/>
+          <w:numId w:val="1"/>
+        </w:numPr>
+        <w:spacing w:after="60"/>
+      </w:pPr>
+      <w:r>
+        <w:t xml:space="preserve">Reported ROE ~6% / ROCE ~8%, both trending down from the FY24 peak (~11% ROCE) even as revenue grows - the market may keep valuing the whole entity on the blended, declining number</w:t>
+      </w:r>
+    </w:p>
+    <w:p>
+      <w:pPr>
+        <w:pStyle w:val="ListParagraph"/>
+        <w:numPr>
+          <w:ilvl w:val="0"/>
+          <w:numId w:val="1"/>
+        </w:numPr>
+        <w:spacing w:after="60"/>
+      </w:pPr>
+      <w:r>
+        <w:t xml:space="preserve">Effectively no investor communication / no concall - poor disclosure culture, no management guidance to test any recovery thesis against, slow to deploy the surplus/investment book</w:t>
+      </w:r>
+    </w:p>
+    <w:p>
+      <w:pPr>
+        <w:pStyle w:val="ListParagraph"/>
+        <w:numPr>
+          <w:ilvl w:val="0"/>
+          <w:numId w:val="1"/>
+        </w:numPr>
+        <w:spacing w:after="60"/>
+      </w:pPr>
+      <w:r>
+        <w:t xml:space="preserve">Cyclical, commoditised transformer/motor markets with intense MNC and domestic competition; sector-wide capacity additions (BBL and peers) into the same shortage raise a supply-glut risk 2-3 years out</w:t>
+      </w:r>
+    </w:p>
+    <w:p>
+      <w:pPr>
+        <w:pStyle w:val="Heading1"/>
+        <w:spacing w:after="120" w:before="280"/>
+      </w:pPr>
+      <w:r>
+        <w:t xml:space="preserve">Market-Cap Tier (informational — not a gate in this project)</w:t>
+      </w:r>
+    </w:p>
+    <w:p>
+      <w:pPr>
+        <w:spacing w:after="120"/>
+      </w:pPr>
+      <w:r>
+        <w:rPr>
+          <w:b/>
+          <w:bCs/>
+        </w:rPr>
+        <w:t xml:space="preserve">Small-cap (~Rs 2,500 Cr)</w:t>
       </w:r>
     </w:p>
     <w:p>
@@ -501,7 +3039,35 @@
           <w:sz w:val="24"/>
           <w:szCs w:val="24"/>
         </w:rPr>
-        <w:t xml:space="preserve">neither - a genuinely cheap value + asset play with a transformer-cycle tailwind, but structurally pressured margins, a poor disclosure culture and the drag of the investment book cap the upside well short of a 10x</w:t>
+        <w:t xml:space="preserve">neither</w:t>
+      </w:r>
+    </w:p>
+    <w:p>
+      <w:pPr>
+        <w:spacing w:after="120"/>
+      </w:pPr>
+      <w:r>
+        <w:rPr>
+          <w:color w:val="666666"/>
+          <w:sz w:val="20"/>
+          <w:szCs w:val="20"/>
+        </w:rPr>
+        <w:t xml:space="preserve">4-box gate — tailwind: yes · TAM: weak · moat: weak · valuation: weak  (score 2.5 / 4)</w:t>
+      </w:r>
+    </w:p>
+    <w:p>
+      <w:pPr>
+        <w:spacing w:after="120"/>
+      </w:pPr>
+      <w:r>
+        <w:rPr>
+          <w:i/>
+          <w:iCs/>
+          <w:color w:val="666666"/>
+          <w:sz w:val="20"/>
+          <w:szCs w:val="20"/>
+        </w:rPr>
+        <w:t xml:space="preserve">Transformer up-cycle (shortage, grid+renewable capex) is real and confirmed by record FY26/Q1 FY27 revenue - tailwind yes. Capacity is doubling (18k-&gt;35k MVA) but the business remains a mid-tier, commoditised transformer/motor maker facing MNC and larger-peer competition, so headroom for the scale of re-rating a 10x needs is capped - tam weak. Employee costs ~2.5x peers (Voltamp) and copper/CRGO cost pass-through lag are structural/cyclical drags with no moat offsetting them beyond a modest KEB-servo-drives import-substitution niche - moat weak. Valuation downgraded from yes to weak this pass: at ~22x trailing P/E on a PAT base that has now fallen for two straight years (FY26 -10%, Q1FY27 -30% YoY), the 'cheap ex-investments' case is no longer clearly supported by the trend - the market may be pricing the deterioration correctly rather than mispricing a value+asset play.</w:t>
       </w:r>
     </w:p>
     <w:p>
@@ -524,59 +3090,59 @@
           <w:sz w:val="24"/>
           <w:szCs w:val="24"/>
         </w:rPr>
-        <w:t xml:space="preserve">Cheap on an ex-investments basis with a transformer tailwind and capacity doubling - but ~7% reported ROE, peer-high costs and near-zero investor communication keep it a value idea, not a multibagger; thesis_fit neither, conviction Medium</w:t>
-      </w:r>
-    </w:p>
-    <w:p>
-      <w:pPr>
-        <w:pStyle w:val="ListParagraph"/>
-        <w:numPr>
-          <w:ilvl w:val="0"/>
-          <w:numId w:val="1"/>
-        </w:numPr>
-        <w:spacing w:after="60"/>
-      </w:pPr>
-      <w:r>
-        <w:t xml:space="preserve">First-time coverage. The recent operating trend is decent (strong Q4 FY24, capacity +55%, projects division growing) and the ex-investments ROIC (~27%) argument is credible - this is a legitimately cheap value + asset play.</w:t>
-      </w:r>
-    </w:p>
-    <w:p>
-      <w:pPr>
-        <w:pStyle w:val="ListParagraph"/>
-        <w:numPr>
-          <w:ilvl w:val="0"/>
-          <w:numId w:val="1"/>
-        </w:numPr>
-        <w:spacing w:after="60"/>
-      </w:pPr>
-      <w:r>
-        <w:t xml:space="preserve">But the multibagger case is capped: structurally high employee costs (~2.5x peers), current copper/CRGO margin compression, a large financial-asset book that dilutes returns and valuation, and a management that does not communicate.</w:t>
-      </w:r>
-    </w:p>
-    <w:p>
-      <w:pPr>
-        <w:pStyle w:val="ListParagraph"/>
-        <w:numPr>
-          <w:ilvl w:val="0"/>
-          <w:numId w:val="1"/>
-        </w:numPr>
-        <w:spacing w:after="60"/>
-      </w:pPr>
-      <w:r>
-        <w:t xml:space="preserve">No trusted-user signal; no conviction floor.</w:t>
-      </w:r>
-    </w:p>
-    <w:p>
-      <w:pPr>
-        <w:pStyle w:val="ListParagraph"/>
-        <w:numPr>
-          <w:ilvl w:val="0"/>
-          <w:numId w:val="1"/>
-        </w:numPr>
-        <w:spacing w:after="60"/>
-      </w:pPr>
-      <w:r>
-        <w:t xml:space="preserve">No red-flag tier. thesis_fit neither on the capped-upside/structural-margin view; conviction Medium reflecting the genuine valuation comfort and capacity catalyst. Not flagged for 30-day revisit (thesis_fit neither); recheck around the Q1 FY27 capacity ramp and margin trajectory.</w:t>
+        <w:t xml:space="preserve">Cheap on an ex-investments basis with a transformer tailwind and capacity doubling - but PAT has now fallen for two straight years and again in Q1 FY27, gross debt tripled in FY26 to help fund capex, peer-high costs persist and investor communication is still near-zero; thesis_fit neither, conviction downgraded to Low-Medium</w:t>
+      </w:r>
+    </w:p>
+    <w:p>
+      <w:pPr>
+        <w:pStyle w:val="ListParagraph"/>
+        <w:numPr>
+          <w:ilvl w:val="0"/>
+          <w:numId w:val="1"/>
+        </w:numPr>
+        <w:spacing w:after="60"/>
+      </w:pPr>
+      <w:r>
+        <w:t xml:space="preserve">First deep-dive pass. Fresh filings confirm the tailwind/capacity side of the bull case (record FY26 revenue, Phase 1 capacity already contributing, Phase 2 approved) but also confirm the bear case is actively worsening, not just a forum concern: PAT down -10.15% FY26 and -29.6% YoY in Q1 FY27, EBITDA margin compressing further (5.3% vs 7.2% YoY), and gross debt roughly tripling in FY26 to help fund the expansion.</w:t>
+      </w:r>
+    </w:p>
+    <w:p>
+      <w:pPr>
+        <w:pStyle w:val="ListParagraph"/>
+        <w:numPr>
+          <w:ilvl w:val="0"/>
+          <w:numId w:val="1"/>
+        </w:numPr>
+        <w:spacing w:after="60"/>
+      </w:pPr>
+      <w:r>
+        <w:t xml:space="preserve">The ex-investments ~27% ROIC 'cheap operating business' argument is a forum estimate, not independently re-derived from segment-level disclosures this pass, and it predates the two consecutive years of PAT decline - it should be treated as directionally useful but dated, not load-bearing on its own.</w:t>
+      </w:r>
+    </w:p>
+    <w:p>
+      <w:pPr>
+        <w:pStyle w:val="ListParagraph"/>
+        <w:numPr>
+          <w:ilvl w:val="0"/>
+          <w:numId w:val="1"/>
+        </w:numPr>
+        <w:spacing w:after="60"/>
+      </w:pPr>
+      <w:r>
+        <w:t xml:space="preserve">No trusted-user signal; no conviction floor. No red-flag tier - the FY26 senior-management changes read as ordinary retirement/succession, promoter shareholding is clean and unpledged, and ICRA still rates the credit profile Stable despite the debt increase.</w:t>
+      </w:r>
+    </w:p>
+    <w:p>
+      <w:pPr>
+        <w:pStyle w:val="ListParagraph"/>
+        <w:numPr>
+          <w:ilvl w:val="0"/>
+          <w:numId w:val="1"/>
+        </w:numPr>
+        <w:spacing w:after="60"/>
+      </w:pPr>
+      <w:r>
+        <w:t xml:space="preserve">four_box score revised down from 3.0 to 2.5 this pass: valuation moved from 'yes' to 'weak' because the 'cheap' case is harder to defend when trailing earnings are actively declining and the market may be correctly discounting a margin/communication problem rather than mispricing a value+asset play. thesis_fit stays 'neither' (consistent with a sub-3.0 score, no exception needed). Conviction downgraded from Medium to Low-Medium given the deteriorating trend confirmed in the latest quarter; recheck around the Q2/Q3 FY27 margin print and full Phase-2 capacity commissioning.</w:t>
       </w:r>
     </w:p>
     <w:p>

--- a/projects/valuepickr-open-screen/docs/Bharat Bijlee.docx
+++ b/projects/valuepickr-open-screen/docs/Bharat Bijlee.docx
@@ -3161,6 +3161,187 @@
           <w:szCs w:val="18"/>
         </w:rPr>
         <w:t xml:space="preserve">This is independent research and analysis for informational purposes only, not personalized financial or investment advice. Past multi-bagger performance and forum/social sentiment are not indicators of future returns. Do your own due diligence before investing.</w:t>
+      </w:r>
+    </w:p>
+    <w:p/>
+    <w:p>
+      <w:r>
+        <w:rPr>
+          <w:b/>
+          <w:sz w:val="28"/>
+        </w:rPr>
+        <w:t>🔄 RESEARCH UPDATE - 2026-10-05</w:t>
+      </w:r>
+    </w:p>
+    <w:p>
+      <w:r>
+        <w:rPr>
+          <w:b/>
+        </w:rPr>
+        <w:t>📊 Key Metrics:</w:t>
+      </w:r>
+    </w:p>
+    <w:p>
+      <w:pPr>
+        <w:ind w:left="360"/>
+      </w:pPr>
+      <w:r>
+        <w:t xml:space="preserve">  • Company: Bharat Bijlee Ltd</w:t>
+      </w:r>
+    </w:p>
+    <w:p>
+      <w:pPr>
+        <w:ind w:left="360"/>
+      </w:pPr>
+      <w:r>
+        <w:t xml:space="preserve">  • Conviction: Low-Medium</w:t>
+      </w:r>
+    </w:p>
+    <w:p>
+      <w:pPr>
+        <w:ind w:left="360"/>
+      </w:pPr>
+      <w:r>
+        <w:t xml:space="preserve">  • Thesis: neither</w:t>
+      </w:r>
+    </w:p>
+    <w:p>
+      <w:pPr>
+        <w:ind w:left="360"/>
+      </w:pPr>
+      <w:r>
+        <w:t xml:space="preserve">  • 4-Box Score: 2.5</w:t>
+      </w:r>
+    </w:p>
+    <w:p>
+      <w:pPr>
+        <w:ind w:left="360"/>
+      </w:pPr>
+      <w:r>
+        <w:t xml:space="preserve">  • Research Date: 2026-09-18</w:t>
+      </w:r>
+    </w:p>
+    <w:p>
+      <w:pPr>
+        <w:ind w:left="360"/>
+      </w:pPr>
+      <w:r>
+        <w:t xml:space="preserve">  • Red Flag: None</w:t>
+      </w:r>
+    </w:p>
+    <w:p/>
+    <w:p>
+      <w:r>
+        <w:rPr>
+          <w:b/>
+        </w:rPr>
+        <w:t>📝 Verdict:</w:t>
+      </w:r>
+    </w:p>
+    <w:p>
+      <w:pPr>
+        <w:ind w:left="360"/>
+      </w:pPr>
+      <w:r>
+        <w:t>Cheap on an ex-investments basis with a transformer tailwind and capacity doubling - but PAT has now fallen for two straight years and again in Q1 FY27, gross debt tripled in FY26 to help fund capex, peer-high costs persist and investor communication is still near-zero; thesis_fit neither, conviction downgraded to Low-Medium</w:t>
+      </w:r>
+    </w:p>
+    <w:p/>
+    <w:p>
+      <w:r>
+        <w:rPr>
+          <w:b/>
+        </w:rPr>
+        <w:t>📈 Bull Case:</w:t>
+      </w:r>
+    </w:p>
+    <w:p>
+      <w:pPr>
+        <w:ind w:left="360"/>
+      </w:pPr>
+      <w:r>
+        <w:t>Core operating business earns ~27% ROIC once the ~Rs 1,780 Cr investment book is stripped out - a cheap operating business plus an asset play plus a holdco discount</w:t>
+      </w:r>
+    </w:p>
+    <w:p>
+      <w:pPr>
+        <w:ind w:left="360"/>
+      </w:pPr>
+      <w:r>
+        <w:t>Transformer up-cycle (shortage, grid + renewable capex) plus capacity nearly doubling (18k -&gt; 35k MVA across two board-approved phases); Phase 1 already contributing to FY26/Q1 FY27 revenue growth (+19.6%/+17.7% YoY)</w:t>
+      </w:r>
+    </w:p>
+    <w:p>
+      <w:pPr>
+        <w:ind w:left="360"/>
+      </w:pPr>
+      <w:r>
+        <w:t>KEB-partnered servo drives &amp; automation give an import-substitution optionality at a premium price point</w:t>
+      </w:r>
+    </w:p>
+    <w:p>
+      <w:pPr>
+        <w:ind w:left="360"/>
+      </w:pPr>
+      <w:r>
+        <w:t>Promoter holding clean and unpledged (33.65%, formal FY26 no-encumbrance filing); ICRA still rates the credit profile Stable despite the FY26 debt increase</w:t>
+      </w:r>
+    </w:p>
+    <w:p>
+      <w:pPr>
+        <w:ind w:left="360"/>
+      </w:pPr>
+      <w:r>
+        <w:t>Ashish Kacholia on the register</w:t>
+      </w:r>
+    </w:p>
+    <w:p/>
+    <w:p>
+      <w:r>
+        <w:rPr>
+          <w:b/>
+        </w:rPr>
+        <w:t>📉 Bear Case:</w:t>
+      </w:r>
+    </w:p>
+    <w:p>
+      <w:pPr>
+        <w:ind w:left="360"/>
+      </w:pPr>
+      <w:r>
+        <w:t>PAT has now fallen for two straight years - FY25 (implicitly, per screener trend) and FY26 (-10.15%) - and again in Q1 FY27 (-29.6% YoY) on copper/CRGO cost pressure; the margin story is deteriorating, not stabilising, as of the latest reported quarter</w:t>
+      </w:r>
+    </w:p>
+    <w:p>
+      <w:pPr>
+        <w:ind w:left="360"/>
+      </w:pPr>
+      <w:r>
+        <w:t>Gross debt roughly tripled in FY26 (Rs 80 Cr -&gt; Rs 301 Cr) - the capacity expansion is now partly debt-funded, not purely internal-accruals as earlier assumed, even though the balance sheet remains comfortable in ICRA's view</w:t>
+      </w:r>
+    </w:p>
+    <w:p>
+      <w:pPr>
+        <w:ind w:left="360"/>
+      </w:pPr>
+      <w:r>
+        <w:t>Employee costs ~2.5x peers (Voltamp) at similar capacity - a structural margin drag that shows no sign of narrowing</w:t>
+      </w:r>
+    </w:p>
+    <w:p>
+      <w:pPr>
+        <w:ind w:left="360"/>
+      </w:pPr>
+      <w:r>
+        <w:t>Reported ROE ~6% / ROCE ~8%, both trending down from the FY24 peak (~11% ROCE) even as revenue grows - the market may keep valuing the whole entity on the blended, declining number</w:t>
+      </w:r>
+    </w:p>
+    <w:p>
+      <w:pPr>
+        <w:ind w:left="360"/>
+      </w:pPr>
+      <w:r>
+        <w:t>Effectively no investor communication / no concall - poor disclosure culture, no management guidance to test any recovery thesis against, slow to deploy the surplus/investment book</w:t>
       </w:r>
     </w:p>
     <w:sectPr>
